--- a/docs/studyguides/introtoprobability.docx
+++ b/docs/studyguides/introtoprobability.docx
@@ -34,7 +34,7 @@
         <w:t xml:space="preserve">Probability theory is an important branch of mathematics, which is foundational to statistics and is used in quantum mechanics. This guide on an introduction to probability covers the ideas of sample space events, independent events, dependent events, and tree diagrams to work out probabilities.</w:t>
       </w:r>
     </w:p>
-    <w:bookmarkStart w:id="20" w:name="what-is-probability"/>
+    <w:bookmarkStart w:id="9" w:name="what-is-probability"/>
     <w:p>
       <w:pPr>
         <w:pStyle w:val="Heading1"/>
@@ -83,8 +83,8 @@
         <w:t xml:space="preserve">This guide introduces you to probability theory. First, the concept of sample space will be explained. Next, the complement rule will be demonstrated, and a distinction will be made between theoretical probability and experimental probability. Then you will learn about independent and dependent events.</w:t>
       </w:r>
     </w:p>
-    <w:bookmarkEnd w:id="20"/>
-    <w:bookmarkStart w:id="56" w:name="sample-space"/>
+    <w:bookmarkEnd w:id="9"/>
+    <w:bookmarkStart w:id="45" w:name="sample-space"/>
     <w:p>
       <w:pPr>
         <w:pStyle w:val="Heading1"/>
@@ -171,18 +171,18 @@
                 <wp:inline>
                   <wp:extent cx="152400" cy="152400"/>
                   <wp:effectExtent b="0" l="0" r="0" t="0"/>
-                  <wp:docPr descr="" title="" id="22" name="Picture"/>
+                  <wp:docPr descr="" title="" id="11" name="Picture"/>
                   <a:graphic>
                     <a:graphicData uri="http://schemas.openxmlformats.org/drawingml/2006/picture">
                       <pic:pic>
                         <pic:nvPicPr>
-                          <pic:cNvPr descr="/Applications/quarto/share/formats/docx/note.png" id="23" name="Picture"/>
+                          <pic:cNvPr descr="/Applications/quarto/share/formats/docx/note.png" id="12" name="Picture"/>
                           <pic:cNvPicPr>
                             <a:picLocks noChangeArrowheads="1" noChangeAspect="1"/>
                           </pic:cNvPicPr>
                         </pic:nvPicPr>
                         <pic:blipFill>
-                          <a:blip r:embed="rId21"/>
+                          <a:blip r:embed="rId10"/>
                           <a:stretch>
                             <a:fillRect/>
                           </a:stretch>
@@ -377,18 +377,18 @@
                 <wp:inline>
                   <wp:extent cx="152400" cy="152400"/>
                   <wp:effectExtent b="0" l="0" r="0" t="0"/>
-                  <wp:docPr descr="" title="" id="25" name="Picture"/>
+                  <wp:docPr descr="" title="" id="14" name="Picture"/>
                   <a:graphic>
                     <a:graphicData uri="http://schemas.openxmlformats.org/drawingml/2006/picture">
                       <pic:pic>
                         <pic:nvPicPr>
-                          <pic:cNvPr descr="/Applications/quarto/share/formats/docx/tip.png" id="26" name="Picture"/>
+                          <pic:cNvPr descr="/Applications/quarto/share/formats/docx/tip.png" id="15" name="Picture"/>
                           <pic:cNvPicPr>
                             <a:picLocks noChangeArrowheads="1" noChangeAspect="1"/>
                           </pic:cNvPicPr>
                         </pic:nvPicPr>
                         <pic:blipFill>
-                          <a:blip r:embed="rId24"/>
+                          <a:blip r:embed="rId13"/>
                           <a:stretch>
                             <a:fillRect/>
                           </a:stretch>
@@ -516,18 +516,18 @@
                 <wp:inline>
                   <wp:extent cx="152400" cy="152400"/>
                   <wp:effectExtent b="0" l="0" r="0" t="0"/>
-                  <wp:docPr descr="" title="" id="27" name="Picture"/>
+                  <wp:docPr descr="" title="" id="16" name="Picture"/>
                   <a:graphic>
                     <a:graphicData uri="http://schemas.openxmlformats.org/drawingml/2006/picture">
                       <pic:pic>
                         <pic:nvPicPr>
-                          <pic:cNvPr descr="/Applications/quarto/share/formats/docx/note.png" id="28" name="Picture"/>
+                          <pic:cNvPr descr="/Applications/quarto/share/formats/docx/note.png" id="17" name="Picture"/>
                           <pic:cNvPicPr>
                             <a:picLocks noChangeArrowheads="1" noChangeAspect="1"/>
                           </pic:cNvPicPr>
                         </pic:nvPicPr>
                         <pic:blipFill>
-                          <a:blip r:embed="rId21"/>
+                          <a:blip r:embed="rId10"/>
                           <a:stretch>
                             <a:fillRect/>
                           </a:stretch>
@@ -657,18 +657,18 @@
                 <wp:inline>
                   <wp:extent cx="152400" cy="152400"/>
                   <wp:effectExtent b="0" l="0" r="0" t="0"/>
-                  <wp:docPr descr="" title="" id="29" name="Picture"/>
+                  <wp:docPr descr="" title="" id="18" name="Picture"/>
                   <a:graphic>
                     <a:graphicData uri="http://schemas.openxmlformats.org/drawingml/2006/picture">
                       <pic:pic>
                         <pic:nvPicPr>
-                          <pic:cNvPr descr="/Applications/quarto/share/formats/docx/note.png" id="30" name="Picture"/>
+                          <pic:cNvPr descr="/Applications/quarto/share/formats/docx/note.png" id="19" name="Picture"/>
                           <pic:cNvPicPr>
                             <a:picLocks noChangeArrowheads="1" noChangeAspect="1"/>
                           </pic:cNvPicPr>
                         </pic:nvPicPr>
                         <pic:blipFill>
-                          <a:blip r:embed="rId21"/>
+                          <a:blip r:embed="rId10"/>
                           <a:stretch>
                             <a:fillRect/>
                           </a:stretch>
@@ -985,18 +985,18 @@
                 <wp:inline>
                   <wp:extent cx="152400" cy="152400"/>
                   <wp:effectExtent b="0" l="0" r="0" t="0"/>
-                  <wp:docPr descr="" title="" id="31" name="Picture"/>
+                  <wp:docPr descr="" title="" id="20" name="Picture"/>
                   <a:graphic>
                     <a:graphicData uri="http://schemas.openxmlformats.org/drawingml/2006/picture">
                       <pic:pic>
                         <pic:nvPicPr>
-                          <pic:cNvPr descr="/Applications/quarto/share/formats/docx/note.png" id="32" name="Picture"/>
+                          <pic:cNvPr descr="/Applications/quarto/share/formats/docx/note.png" id="21" name="Picture"/>
                           <pic:cNvPicPr>
                             <a:picLocks noChangeArrowheads="1" noChangeAspect="1"/>
                           </pic:cNvPicPr>
                         </pic:nvPicPr>
                         <pic:blipFill>
-                          <a:blip r:embed="rId21"/>
+                          <a:blip r:embed="rId10"/>
                           <a:stretch>
                             <a:fillRect/>
                           </a:stretch>
@@ -1521,18 +1521,18 @@
                 <wp:inline>
                   <wp:extent cx="2449613" cy="2357867"/>
                   <wp:effectExtent b="0" l="0" r="0" t="0"/>
-                  <wp:docPr descr="Tree diagram for Example 3, flipping a coin then rolling a die." title="" id="34" name="Picture"/>
+                  <wp:docPr descr="Tree diagram for Example 3, flipping a coin then rolling a die." title="" id="23" name="Picture"/>
                   <a:graphic>
                     <a:graphicData uri="http://schemas.openxmlformats.org/drawingml/2006/picture">
                       <pic:pic>
                         <pic:nvPicPr>
-                          <pic:cNvPr descr="./FiguresPNG/introtoprobability-fig1-1.png" id="35" name="Picture"/>
+                          <pic:cNvPr descr="./FiguresPNG/introtoprobability-fig1-1.png" id="24" name="Picture"/>
                           <pic:cNvPicPr>
                             <a:picLocks noChangeArrowheads="1" noChangeAspect="1"/>
                           </pic:cNvPicPr>
                         </pic:nvPicPr>
                         <pic:blipFill>
-                          <a:blip r:embed="rId33"/>
+                          <a:blip r:embed="rId22"/>
                           <a:stretch>
                             <a:fillRect/>
                           </a:stretch>
@@ -1581,7 +1581,7 @@
         </w:tc>
       </w:tr>
     </w:tbl>
-    <w:bookmarkStart w:id="43" w:name="probability-and-the-complement-rule"/>
+    <w:bookmarkStart w:id="32" w:name="probability-and-the-complement-rule"/>
     <w:p>
       <w:pPr>
         <w:pStyle w:val="Heading2"/>
@@ -1631,18 +1631,18 @@
                 <wp:inline>
                   <wp:extent cx="152400" cy="152400"/>
                   <wp:effectExtent b="0" l="0" r="0" t="0"/>
-                  <wp:docPr descr="" title="" id="36" name="Picture"/>
+                  <wp:docPr descr="" title="" id="25" name="Picture"/>
                   <a:graphic>
                     <a:graphicData uri="http://schemas.openxmlformats.org/drawingml/2006/picture">
                       <pic:pic>
                         <pic:nvPicPr>
-                          <pic:cNvPr descr="/Applications/quarto/share/formats/docx/note.png" id="37" name="Picture"/>
+                          <pic:cNvPr descr="/Applications/quarto/share/formats/docx/note.png" id="26" name="Picture"/>
                           <pic:cNvPicPr>
                             <a:picLocks noChangeArrowheads="1" noChangeAspect="1"/>
                           </pic:cNvPicPr>
                         </pic:nvPicPr>
                         <pic:blipFill>
-                          <a:blip r:embed="rId21"/>
+                          <a:blip r:embed="rId10"/>
                           <a:stretch>
                             <a:fillRect/>
                           </a:stretch>
@@ -1765,18 +1765,18 @@
                 <wp:inline>
                   <wp:extent cx="152400" cy="152400"/>
                   <wp:effectExtent b="0" l="0" r="0" t="0"/>
-                  <wp:docPr descr="" title="" id="38" name="Picture"/>
+                  <wp:docPr descr="" title="" id="27" name="Picture"/>
                   <a:graphic>
                     <a:graphicData uri="http://schemas.openxmlformats.org/drawingml/2006/picture">
                       <pic:pic>
                         <pic:nvPicPr>
-                          <pic:cNvPr descr="/Applications/quarto/share/formats/docx/tip.png" id="39" name="Picture"/>
+                          <pic:cNvPr descr="/Applications/quarto/share/formats/docx/tip.png" id="28" name="Picture"/>
                           <pic:cNvPicPr>
                             <a:picLocks noChangeArrowheads="1" noChangeAspect="1"/>
                           </pic:cNvPicPr>
                         </pic:nvPicPr>
                         <pic:blipFill>
-                          <a:blip r:embed="rId24"/>
+                          <a:blip r:embed="rId13"/>
                           <a:stretch>
                             <a:fillRect/>
                           </a:stretch>
@@ -1841,8 +1841,8 @@
             <m:oMath>
               <m:r>
                 <m:rPr>
+                  <m:scr m:val="double-struck"/>
                   <m:sty m:val="p"/>
-                  <m:scr m:val="double-struck"/>
                 </m:rPr>
                 <m:t>P</m:t>
               </m:r>
@@ -1881,93 +1881,103 @@
             <m:oMath>
               <m:r>
                 <m:rPr>
+                  <m:scr m:val="double-struck"/>
                   <m:sty m:val="p"/>
-                  <m:scr m:val="double-struck"/>
                 </m:rPr>
                 <m:t>P</m:t>
               </m:r>
-              <m:d>
-                <m:dPr>
-                  <m:begChr m:val="("/>
-                  <m:sepChr m:val=""/>
-                  <m:endChr m:val=")"/>
-                  <m:grow/>
-                </m:dPr>
+              <m:r>
+                <m:rPr>
+                  <m:sty m:val="p"/>
+                </m:rPr>
+                <m:t>(</m:t>
+              </m:r>
+              <m:r>
+                <m:t>A</m:t>
+              </m:r>
+              <m:r>
+                <m:rPr>
+                  <m:sty m:val="p"/>
+                </m:rPr>
+                <m:t>)</m:t>
+              </m:r>
+            </m:oMath>
+            <w:r>
+              <w:t xml:space="preserve">.</w:t>
+            </w:r>
+          </w:p>
+          <w:p>
+            <w:pPr>
+              <w:numPr>
+                <w:ilvl w:val="0"/>
+                <w:numId w:val="1001"/>
+              </w:numPr>
+            </w:pPr>
+            <w:r>
+              <w:t xml:space="preserve">The probability of event</w:t>
+            </w:r>
+            <w:r>
+              <w:t xml:space="preserve"> </w:t>
+            </w:r>
+            <m:oMath>
+              <m:r>
+                <m:t>A</m:t>
+              </m:r>
+            </m:oMath>
+            <w:r>
+              <w:t xml:space="preserve"> </w:t>
+            </w:r>
+            <w:r>
+              <w:rPr>
+                <w:b/>
+                <w:bCs/>
+              </w:rPr>
+              <w:t xml:space="preserve">not</w:t>
+            </w:r>
+            <w:r>
+              <w:t xml:space="preserve"> </w:t>
+            </w:r>
+            <w:r>
+              <w:t xml:space="preserve">occurring can be written as</w:t>
+            </w:r>
+            <w:r>
+              <w:t xml:space="preserve"> </w:t>
+            </w:r>
+            <m:oMath>
+              <m:r>
+                <m:rPr>
+                  <m:scr m:val="double-struck"/>
+                  <m:sty m:val="p"/>
+                </m:rPr>
+                <m:t>P</m:t>
+              </m:r>
+              <m:r>
+                <m:rPr>
+                  <m:sty m:val="p"/>
+                </m:rPr>
+                <m:t>(</m:t>
+              </m:r>
+              <m:sSup>
                 <m:e>
                   <m:r>
                     <m:t>A</m:t>
                   </m:r>
                 </m:e>
-              </m:d>
-            </m:oMath>
-            <w:r>
-              <w:t xml:space="preserve">.</w:t>
-            </w:r>
-          </w:p>
-          <w:p>
-            <w:pPr>
-              <w:numPr>
-                <w:ilvl w:val="0"/>
-                <w:numId w:val="1001"/>
-              </w:numPr>
-            </w:pPr>
-            <w:r>
-              <w:t xml:space="preserve">The probability of event</w:t>
-            </w:r>
-            <w:r>
-              <w:t xml:space="preserve"> </w:t>
-            </w:r>
-            <m:oMath>
-              <m:r>
-                <m:t>A</m:t>
-              </m:r>
-            </m:oMath>
-            <w:r>
-              <w:t xml:space="preserve"> </w:t>
-            </w:r>
-            <w:r>
-              <w:rPr>
-                <w:b/>
-                <w:bCs/>
-              </w:rPr>
-              <w:t xml:space="preserve">not</w:t>
-            </w:r>
-            <w:r>
-              <w:t xml:space="preserve"> </w:t>
-            </w:r>
-            <w:r>
-              <w:t xml:space="preserve">occurring can be written as</w:t>
-            </w:r>
-            <w:r>
-              <w:t xml:space="preserve"> </w:t>
-            </w:r>
-            <m:oMath>
-              <m:r>
-                <m:rPr>
-                  <m:sty m:val="p"/>
-                  <m:scr m:val="double-struck"/>
-                </m:rPr>
-                <m:t>P</m:t>
-              </m:r>
-              <m:d>
-                <m:dPr>
-                  <m:begChr m:val="("/>
-                  <m:sepChr m:val=""/>
-                  <m:endChr m:val=")"/>
-                  <m:grow/>
-                </m:dPr>
-                <m:e>
-                  <m:r>
-                    <m:t>A</m:t>
-                  </m:r>
+                <m:sup>
                   <m:r>
                     <m:rPr>
                       <m:sty m:val="p"/>
                     </m:rPr>
                     <m:t>′</m:t>
                   </m:r>
-                </m:e>
-              </m:d>
+                </m:sup>
+              </m:sSup>
+              <m:r>
+                <m:rPr>
+                  <m:sty m:val="p"/>
+                </m:rPr>
+                <m:t>)</m:t>
+              </m:r>
             </m:oMath>
             <w:r>
               <w:t xml:space="preserve">.</w:t>
@@ -2187,18 +2197,18 @@
                 <wp:inline>
                   <wp:extent cx="152400" cy="152400"/>
                   <wp:effectExtent b="0" l="0" r="0" t="0"/>
-                  <wp:docPr descr="" title="" id="41" name="Picture"/>
+                  <wp:docPr descr="" title="" id="30" name="Picture"/>
                   <a:graphic>
                     <a:graphicData uri="http://schemas.openxmlformats.org/drawingml/2006/picture">
                       <pic:pic>
                         <pic:nvPicPr>
-                          <pic:cNvPr descr="/Applications/quarto/share/formats/docx/important.png" id="42" name="Picture"/>
+                          <pic:cNvPr descr="/Applications/quarto/share/formats/docx/important.png" id="31" name="Picture"/>
                           <pic:cNvPicPr>
                             <a:picLocks noChangeArrowheads="1" noChangeAspect="1"/>
                           </pic:cNvPicPr>
                         </pic:nvPicPr>
                         <pic:blipFill>
-                          <a:blip r:embed="rId40"/>
+                          <a:blip r:embed="rId29"/>
                           <a:stretch>
                             <a:fillRect/>
                           </a:stretch>
@@ -2399,24 +2409,26 @@
                 </m:r>
                 <m:r>
                   <m:rPr>
-                    <m:sty m:val="p"/>
                     <m:scr m:val="double-struck"/>
+                    <m:sty m:val="p"/>
                   </m:rPr>
                   <m:t>P</m:t>
                 </m:r>
-                <m:d>
-                  <m:dPr>
-                    <m:begChr m:val="("/>
-                    <m:sepChr m:val=""/>
-                    <m:endChr m:val=")"/>
-                    <m:grow/>
-                  </m:dPr>
-                  <m:e>
-                    <m:r>
-                      <m:t>A</m:t>
-                    </m:r>
-                  </m:e>
-                </m:d>
+                <m:r>
+                  <m:rPr>
+                    <m:sty m:val="p"/>
+                  </m:rPr>
+                  <m:t>(</m:t>
+                </m:r>
+                <m:r>
+                  <m:t>A</m:t>
+                </m:r>
+                <m:r>
+                  <m:rPr>
+                    <m:sty m:val="p"/>
+                  </m:rPr>
+                  <m:t>)</m:t>
+                </m:r>
                 <m:r>
                   <m:rPr>
                     <m:sty m:val="p"/>
@@ -2509,19 +2521,21 @@
                     </m:r>
                   </m:e>
                 </m:nary>
-                <m:d>
-                  <m:dPr>
-                    <m:begChr m:val="("/>
-                    <m:sepChr m:val=""/>
-                    <m:endChr m:val=")"/>
-                    <m:grow/>
-                  </m:dPr>
-                  <m:e>
-                    <m:r>
-                      <m:t>x</m:t>
-                    </m:r>
-                  </m:e>
-                </m:d>
+                <m:r>
+                  <m:rPr>
+                    <m:sty m:val="p"/>
+                  </m:rPr>
+                  <m:t>(</m:t>
+                </m:r>
+                <m:r>
+                  <m:t>x</m:t>
+                </m:r>
+                <m:r>
+                  <m:rPr>
+                    <m:sty m:val="p"/>
+                  </m:rPr>
+                  <m:t>)</m:t>
+                </m:r>
                 <m:r>
                   <m:rPr>
                     <m:sty m:val="p"/>
@@ -2822,29 +2836,31 @@
         <m:oMath>
           <m:r>
             <m:rPr>
+              <m:scr m:val="double-struck"/>
               <m:sty m:val="p"/>
-              <m:scr m:val="double-struck"/>
             </m:rPr>
             <m:t>P</m:t>
           </m:r>
-          <m:d>
-            <m:dPr>
-              <m:begChr m:val="("/>
-              <m:sepChr m:val=""/>
-              <m:endChr m:val=")"/>
-              <m:grow/>
-            </m:dPr>
-            <m:e>
-              <m:r>
-                <m:rPr>
-                  <m:nor/>
-                  <m:sty m:val="p"/>
-                  <m:scr m:val="sans-serif"/>
-                </m:rPr>
-                <m:t>tails</m:t>
-              </m:r>
-            </m:e>
-          </m:d>
+          <m:r>
+            <m:rPr>
+              <m:sty m:val="p"/>
+            </m:rPr>
+            <m:t>(</m:t>
+          </m:r>
+          <m:r>
+            <m:rPr>
+              <m:nor/>
+              <m:scr m:val="sans-serif"/>
+              <m:sty m:val="p"/>
+            </m:rPr>
+            <m:t>tails</m:t>
+          </m:r>
+          <m:r>
+            <m:rPr>
+              <m:sty m:val="p"/>
+            </m:rPr>
+            <m:t>)</m:t>
+          </m:r>
           <m:r>
             <m:rPr>
               <m:sty m:val="p"/>
@@ -2862,29 +2878,31 @@
           </m:r>
           <m:r>
             <m:rPr>
+              <m:scr m:val="double-struck"/>
               <m:sty m:val="p"/>
-              <m:scr m:val="double-struck"/>
             </m:rPr>
             <m:t>P</m:t>
           </m:r>
-          <m:d>
-            <m:dPr>
-              <m:begChr m:val="("/>
-              <m:sepChr m:val=""/>
-              <m:endChr m:val=")"/>
-              <m:grow/>
-            </m:dPr>
-            <m:e>
-              <m:r>
-                <m:rPr>
-                  <m:nor/>
-                  <m:sty m:val="p"/>
-                  <m:scr m:val="sans-serif"/>
-                </m:rPr>
-                <m:t>tails’</m:t>
-              </m:r>
-            </m:e>
-          </m:d>
+          <m:r>
+            <m:rPr>
+              <m:sty m:val="p"/>
+            </m:rPr>
+            <m:t>(</m:t>
+          </m:r>
+          <m:r>
+            <m:rPr>
+              <m:nor/>
+              <m:scr m:val="sans-serif"/>
+              <m:sty m:val="p"/>
+            </m:rPr>
+            <m:t>tails’</m:t>
+          </m:r>
+          <m:r>
+            <m:rPr>
+              <m:sty m:val="p"/>
+            </m:rPr>
+            <m:t>)</m:t>
+          </m:r>
           <m:r>
             <m:rPr>
               <m:sty m:val="p"/>
@@ -2902,29 +2920,31 @@
           </m:r>
           <m:r>
             <m:rPr>
+              <m:scr m:val="double-struck"/>
               <m:sty m:val="p"/>
-              <m:scr m:val="double-struck"/>
             </m:rPr>
             <m:t>P</m:t>
           </m:r>
-          <m:d>
-            <m:dPr>
-              <m:begChr m:val="("/>
-              <m:sepChr m:val=""/>
-              <m:endChr m:val=")"/>
-              <m:grow/>
-            </m:dPr>
-            <m:e>
-              <m:r>
-                <m:rPr>
-                  <m:nor/>
-                  <m:sty m:val="p"/>
-                  <m:scr m:val="sans-serif"/>
-                </m:rPr>
-                <m:t>heads</m:t>
-              </m:r>
-            </m:e>
-          </m:d>
+          <m:r>
+            <m:rPr>
+              <m:sty m:val="p"/>
+            </m:rPr>
+            <m:t>(</m:t>
+          </m:r>
+          <m:r>
+            <m:rPr>
+              <m:nor/>
+              <m:scr m:val="sans-serif"/>
+              <m:sty m:val="p"/>
+            </m:rPr>
+            <m:t>heads</m:t>
+          </m:r>
+          <m:r>
+            <m:rPr>
+              <m:sty m:val="p"/>
+            </m:rPr>
+            <m:t>)</m:t>
+          </m:r>
           <m:r>
             <m:rPr>
               <m:sty m:val="p"/>
@@ -3000,8 +3020,8 @@
         <w:t xml:space="preserve">.</w:t>
       </w:r>
     </w:p>
-    <w:bookmarkEnd w:id="43"/>
-    <w:bookmarkStart w:id="55" w:name="X49a8ee2ec6582375e607401417fe7bed1a128ca"/>
+    <w:bookmarkEnd w:id="32"/>
+    <w:bookmarkStart w:id="44" w:name="X49a8ee2ec6582375e607401417fe7bed1a128ca"/>
     <w:p>
       <w:pPr>
         <w:pStyle w:val="Heading2"/>
@@ -3088,18 +3108,18 @@
                 <wp:inline>
                   <wp:extent cx="152400" cy="152400"/>
                   <wp:effectExtent b="0" l="0" r="0" t="0"/>
-                  <wp:docPr descr="" title="" id="44" name="Picture"/>
+                  <wp:docPr descr="" title="" id="33" name="Picture"/>
                   <a:graphic>
                     <a:graphicData uri="http://schemas.openxmlformats.org/drawingml/2006/picture">
                       <pic:pic>
                         <pic:nvPicPr>
-                          <pic:cNvPr descr="/Applications/quarto/share/formats/docx/note.png" id="45" name="Picture"/>
+                          <pic:cNvPr descr="/Applications/quarto/share/formats/docx/note.png" id="34" name="Picture"/>
                           <pic:cNvPicPr>
                             <a:picLocks noChangeArrowheads="1" noChangeAspect="1"/>
                           </pic:cNvPicPr>
                         </pic:nvPicPr>
                         <pic:blipFill>
-                          <a:blip r:embed="rId21"/>
+                          <a:blip r:embed="rId10"/>
                           <a:stretch>
                             <a:fillRect/>
                           </a:stretch>
@@ -3208,29 +3228,31 @@
         <m:oMath>
           <m:r>
             <m:rPr>
+              <m:scr m:val="double-struck"/>
               <m:sty m:val="p"/>
-              <m:scr m:val="double-struck"/>
             </m:rPr>
             <m:t>P</m:t>
           </m:r>
-          <m:d>
-            <m:dPr>
-              <m:begChr m:val="("/>
-              <m:sepChr m:val=""/>
-              <m:endChr m:val=")"/>
-              <m:grow/>
-            </m:dPr>
-            <m:e>
-              <m:r>
-                <m:rPr>
-                  <m:nor/>
-                  <m:sty m:val="p"/>
-                  <m:scr m:val="sans-serif"/>
-                </m:rPr>
-                <m:t>event</m:t>
-              </m:r>
-            </m:e>
-          </m:d>
+          <m:r>
+            <m:rPr>
+              <m:sty m:val="p"/>
+            </m:rPr>
+            <m:t>(</m:t>
+          </m:r>
+          <m:r>
+            <m:rPr>
+              <m:nor/>
+              <m:scr m:val="sans-serif"/>
+              <m:sty m:val="p"/>
+            </m:rPr>
+            <m:t>event</m:t>
+          </m:r>
+          <m:r>
+            <m:rPr>
+              <m:sty m:val="p"/>
+            </m:rPr>
+            <m:t>)</m:t>
+          </m:r>
           <m:r>
             <m:rPr>
               <m:sty m:val="p"/>
@@ -3245,8 +3267,8 @@
               <m:r>
                 <m:rPr>
                   <m:nor/>
+                  <m:scr m:val="sans-serif"/>
                   <m:sty m:val="p"/>
-                  <m:scr m:val="sans-serif"/>
                 </m:rPr>
                 <m:t>number of desired outcomes</m:t>
               </m:r>
@@ -3255,8 +3277,8 @@
               <m:r>
                 <m:rPr>
                   <m:nor/>
+                  <m:scr m:val="sans-serif"/>
                   <m:sty m:val="p"/>
-                  <m:scr m:val="sans-serif"/>
                 </m:rPr>
                 <m:t>total number of possible outcomes</m:t>
               </m:r>
@@ -3305,18 +3327,18 @@
                 <wp:inline>
                   <wp:extent cx="152400" cy="152400"/>
                   <wp:effectExtent b="0" l="0" r="0" t="0"/>
-                  <wp:docPr descr="" title="" id="46" name="Picture"/>
+                  <wp:docPr descr="" title="" id="35" name="Picture"/>
                   <a:graphic>
                     <a:graphicData uri="http://schemas.openxmlformats.org/drawingml/2006/picture">
                       <pic:pic>
                         <pic:nvPicPr>
-                          <pic:cNvPr descr="/Applications/quarto/share/formats/docx/note.png" id="47" name="Picture"/>
+                          <pic:cNvPr descr="/Applications/quarto/share/formats/docx/note.png" id="36" name="Picture"/>
                           <pic:cNvPicPr>
                             <a:picLocks noChangeArrowheads="1" noChangeAspect="1"/>
                           </pic:cNvPicPr>
                         </pic:nvPicPr>
                         <pic:blipFill>
-                          <a:blip r:embed="rId21"/>
+                          <a:blip r:embed="rId10"/>
                           <a:stretch>
                             <a:fillRect/>
                           </a:stretch>
@@ -3505,29 +3527,31 @@
               <m:oMath>
                 <m:r>
                   <m:rPr>
-                    <m:sty m:val="p"/>
                     <m:scr m:val="double-struck"/>
+                    <m:sty m:val="p"/>
                   </m:rPr>
                   <m:t>P</m:t>
                 </m:r>
-                <m:d>
-                  <m:dPr>
-                    <m:begChr m:val="("/>
-                    <m:sepChr m:val=""/>
-                    <m:endChr m:val=")"/>
-                    <m:grow/>
-                  </m:dPr>
-                  <m:e>
-                    <m:r>
-                      <m:rPr>
-                        <m:nor/>
-                        <m:sty m:val="p"/>
-                        <m:scr m:val="sans-serif"/>
-                      </m:rPr>
-                      <m:t>roll a 6</m:t>
-                    </m:r>
-                  </m:e>
-                </m:d>
+                <m:r>
+                  <m:rPr>
+                    <m:sty m:val="p"/>
+                  </m:rPr>
+                  <m:t>(</m:t>
+                </m:r>
+                <m:r>
+                  <m:rPr>
+                    <m:nor/>
+                    <m:scr m:val="sans-serif"/>
+                    <m:sty m:val="p"/>
+                  </m:rPr>
+                  <m:t>roll a 6</m:t>
+                </m:r>
+                <m:r>
+                  <m:rPr>
+                    <m:sty m:val="p"/>
+                  </m:rPr>
+                  <m:t>)</m:t>
+                </m:r>
                 <m:r>
                   <m:rPr>
                     <m:sty m:val="p"/>
@@ -3624,29 +3648,31 @@
               <m:oMath>
                 <m:r>
                   <m:rPr>
-                    <m:sty m:val="p"/>
                     <m:scr m:val="double-struck"/>
+                    <m:sty m:val="p"/>
                   </m:rPr>
                   <m:t>P</m:t>
                 </m:r>
-                <m:d>
-                  <m:dPr>
-                    <m:begChr m:val="("/>
-                    <m:sepChr m:val=""/>
-                    <m:endChr m:val=")"/>
-                    <m:grow/>
-                  </m:dPr>
-                  <m:e>
-                    <m:r>
-                      <m:rPr>
-                        <m:nor/>
-                        <m:sty m:val="p"/>
-                        <m:scr m:val="sans-serif"/>
-                      </m:rPr>
-                      <m:t>roll an odd number</m:t>
-                    </m:r>
-                  </m:e>
-                </m:d>
+                <m:r>
+                  <m:rPr>
+                    <m:sty m:val="p"/>
+                  </m:rPr>
+                  <m:t>(</m:t>
+                </m:r>
+                <m:r>
+                  <m:rPr>
+                    <m:nor/>
+                    <m:scr m:val="sans-serif"/>
+                    <m:sty m:val="p"/>
+                  </m:rPr>
+                  <m:t>roll an odd number</m:t>
+                </m:r>
+                <m:r>
+                  <m:rPr>
+                    <m:sty m:val="p"/>
+                  </m:rPr>
+                  <m:t>)</m:t>
+                </m:r>
                 <m:r>
                   <m:rPr>
                     <m:sty m:val="p"/>
@@ -3784,35 +3810,43 @@
               <m:oMath>
                 <m:r>
                   <m:rPr>
-                    <m:sty m:val="p"/>
                     <m:scr m:val="double-struck"/>
+                    <m:sty m:val="p"/>
                   </m:rPr>
                   <m:t>P</m:t>
                 </m:r>
-                <m:d>
-                  <m:dPr>
-                    <m:begChr m:val="("/>
-                    <m:sepChr m:val=""/>
-                    <m:endChr m:val=")"/>
-                    <m:grow/>
-                  </m:dPr>
+                <m:r>
+                  <m:rPr>
+                    <m:sty m:val="p"/>
+                  </m:rPr>
+                  <m:t>(</m:t>
+                </m:r>
+                <m:sSup>
                   <m:e>
                     <m:r>
                       <m:rPr>
                         <m:nor/>
+                        <m:scr m:val="sans-serif"/>
                         <m:sty m:val="p"/>
-                        <m:scr m:val="sans-serif"/>
                       </m:rPr>
                       <m:t>(roll a 6)</m:t>
                     </m:r>
+                  </m:e>
+                  <m:sup>
                     <m:r>
                       <m:rPr>
                         <m:sty m:val="p"/>
                       </m:rPr>
                       <m:t>′</m:t>
                     </m:r>
-                  </m:e>
-                </m:d>
+                  </m:sup>
+                </m:sSup>
+                <m:r>
+                  <m:rPr>
+                    <m:sty m:val="p"/>
+                  </m:rPr>
+                  <m:t>)</m:t>
+                </m:r>
                 <m:r>
                   <m:rPr>
                     <m:sty m:val="p"/>
@@ -3830,29 +3864,31 @@
                 </m:r>
                 <m:r>
                   <m:rPr>
-                    <m:sty m:val="p"/>
                     <m:scr m:val="double-struck"/>
+                    <m:sty m:val="p"/>
                   </m:rPr>
                   <m:t>P</m:t>
                 </m:r>
-                <m:d>
-                  <m:dPr>
-                    <m:begChr m:val="("/>
-                    <m:sepChr m:val=""/>
-                    <m:endChr m:val=")"/>
-                    <m:grow/>
-                  </m:dPr>
-                  <m:e>
-                    <m:r>
-                      <m:rPr>
-                        <m:nor/>
-                        <m:sty m:val="p"/>
-                        <m:scr m:val="sans-serif"/>
-                      </m:rPr>
-                      <m:t>roll a 6</m:t>
-                    </m:r>
-                  </m:e>
-                </m:d>
+                <m:r>
+                  <m:rPr>
+                    <m:sty m:val="p"/>
+                  </m:rPr>
+                  <m:t>(</m:t>
+                </m:r>
+                <m:r>
+                  <m:rPr>
+                    <m:nor/>
+                    <m:scr m:val="sans-serif"/>
+                    <m:sty m:val="p"/>
+                  </m:rPr>
+                  <m:t>roll a 6</m:t>
+                </m:r>
+                <m:r>
+                  <m:rPr>
+                    <m:sty m:val="p"/>
+                  </m:rPr>
+                  <m:t>)</m:t>
+                </m:r>
                 <m:r>
                   <m:rPr>
                     <m:sty m:val="p"/>
@@ -3973,18 +4009,18 @@
                 <wp:inline>
                   <wp:extent cx="152400" cy="152400"/>
                   <wp:effectExtent b="0" l="0" r="0" t="0"/>
-                  <wp:docPr descr="" title="" id="48" name="Picture"/>
+                  <wp:docPr descr="" title="" id="37" name="Picture"/>
                   <a:graphic>
                     <a:graphicData uri="http://schemas.openxmlformats.org/drawingml/2006/picture">
                       <pic:pic>
                         <pic:nvPicPr>
-                          <pic:cNvPr descr="/Applications/quarto/share/formats/docx/note.png" id="49" name="Picture"/>
+                          <pic:cNvPr descr="/Applications/quarto/share/formats/docx/note.png" id="38" name="Picture"/>
                           <pic:cNvPicPr>
                             <a:picLocks noChangeArrowheads="1" noChangeAspect="1"/>
                           </pic:cNvPicPr>
                         </pic:nvPicPr>
                         <pic:blipFill>
-                          <a:blip r:embed="rId21"/>
+                          <a:blip r:embed="rId10"/>
                           <a:stretch>
                             <a:fillRect/>
                           </a:stretch>
@@ -4077,29 +4113,31 @@
         <m:oMath>
           <m:r>
             <m:rPr>
+              <m:scr m:val="double-struck"/>
               <m:sty m:val="p"/>
-              <m:scr m:val="double-struck"/>
             </m:rPr>
             <m:t>P</m:t>
           </m:r>
-          <m:d>
-            <m:dPr>
-              <m:begChr m:val="("/>
-              <m:sepChr m:val=""/>
-              <m:endChr m:val=")"/>
-              <m:grow/>
-            </m:dPr>
-            <m:e>
-              <m:r>
-                <m:rPr>
-                  <m:nor/>
-                  <m:sty m:val="p"/>
-                  <m:scr m:val="sans-serif"/>
-                </m:rPr>
-                <m:t>event</m:t>
-              </m:r>
-            </m:e>
-          </m:d>
+          <m:r>
+            <m:rPr>
+              <m:sty m:val="p"/>
+            </m:rPr>
+            <m:t>(</m:t>
+          </m:r>
+          <m:r>
+            <m:rPr>
+              <m:nor/>
+              <m:scr m:val="sans-serif"/>
+              <m:sty m:val="p"/>
+            </m:rPr>
+            <m:t>event</m:t>
+          </m:r>
+          <m:r>
+            <m:rPr>
+              <m:sty m:val="p"/>
+            </m:rPr>
+            <m:t>)</m:t>
+          </m:r>
           <m:r>
             <m:rPr>
               <m:sty m:val="p"/>
@@ -4114,8 +4152,8 @@
               <m:r>
                 <m:rPr>
                   <m:nor/>
+                  <m:scr m:val="sans-serif"/>
                   <m:sty m:val="p"/>
-                  <m:scr m:val="sans-serif"/>
                 </m:rPr>
                 <m:t>number of times that a desired event occurs</m:t>
               </m:r>
@@ -4124,8 +4162,8 @@
               <m:r>
                 <m:rPr>
                   <m:nor/>
+                  <m:scr m:val="sans-serif"/>
                   <m:sty m:val="p"/>
-                  <m:scr m:val="sans-serif"/>
                 </m:rPr>
                 <m:t>total number of trials in an experiment</m:t>
               </m:r>
@@ -4174,18 +4212,18 @@
                 <wp:inline>
                   <wp:extent cx="152400" cy="152400"/>
                   <wp:effectExtent b="0" l="0" r="0" t="0"/>
-                  <wp:docPr descr="" title="" id="50" name="Picture"/>
+                  <wp:docPr descr="" title="" id="39" name="Picture"/>
                   <a:graphic>
                     <a:graphicData uri="http://schemas.openxmlformats.org/drawingml/2006/picture">
                       <pic:pic>
                         <pic:nvPicPr>
-                          <pic:cNvPr descr="/Applications/quarto/share/formats/docx/note.png" id="51" name="Picture"/>
+                          <pic:cNvPr descr="/Applications/quarto/share/formats/docx/note.png" id="40" name="Picture"/>
                           <pic:cNvPicPr>
                             <a:picLocks noChangeArrowheads="1" noChangeAspect="1"/>
                           </pic:cNvPicPr>
                         </pic:nvPicPr>
                         <pic:blipFill>
-                          <a:blip r:embed="rId21"/>
+                          <a:blip r:embed="rId10"/>
                           <a:stretch>
                             <a:fillRect/>
                           </a:stretch>
@@ -4294,18 +4332,18 @@
                 <wp:inline>
                   <wp:extent cx="5943600" cy="3589767"/>
                   <wp:effectExtent b="0" l="0" r="0" t="0"/>
-                  <wp:docPr descr="Experimental probability of tails over the course of 1000 coin flips." title="" id="53" name="Picture"/>
+                  <wp:docPr descr="Experimental probability of tails over the course of 1000 coin flips." title="" id="42" name="Picture"/>
                   <a:graphic>
                     <a:graphicData uri="http://schemas.openxmlformats.org/drawingml/2006/picture">
                       <pic:pic>
                         <pic:nvPicPr>
-                          <pic:cNvPr descr="./FiguresPNG/cumulativecoinflip.png" id="54" name="Picture"/>
+                          <pic:cNvPr descr="./FiguresPNG/cumulativecoinflip.png" id="43" name="Picture"/>
                           <pic:cNvPicPr>
                             <a:picLocks noChangeArrowheads="1" noChangeAspect="1"/>
                           </pic:cNvPicPr>
                         </pic:nvPicPr>
                         <pic:blipFill>
-                          <a:blip r:embed="rId52"/>
+                          <a:blip r:embed="rId41"/>
                           <a:stretch>
                             <a:fillRect/>
                           </a:stretch>
@@ -4343,9 +4381,9 @@
         </w:tc>
       </w:tr>
     </w:tbl>
-    <w:bookmarkEnd w:id="55"/>
-    <w:bookmarkEnd w:id="56"/>
-    <w:bookmarkStart w:id="78" w:name="outcomes-that-vary-in-probability"/>
+    <w:bookmarkEnd w:id="44"/>
+    <w:bookmarkEnd w:id="45"/>
+    <w:bookmarkStart w:id="67" w:name="outcomes-that-vary-in-probability"/>
     <w:p>
       <w:pPr>
         <w:pStyle w:val="Heading1"/>
@@ -4429,18 +4467,18 @@
                 <wp:inline>
                   <wp:extent cx="152400" cy="152400"/>
                   <wp:effectExtent b="0" l="0" r="0" t="0"/>
-                  <wp:docPr descr="" title="" id="57" name="Picture"/>
+                  <wp:docPr descr="" title="" id="46" name="Picture"/>
                   <a:graphic>
                     <a:graphicData uri="http://schemas.openxmlformats.org/drawingml/2006/picture">
                       <pic:pic>
                         <pic:nvPicPr>
-                          <pic:cNvPr descr="/Applications/quarto/share/formats/docx/tip.png" id="58" name="Picture"/>
+                          <pic:cNvPr descr="/Applications/quarto/share/formats/docx/tip.png" id="47" name="Picture"/>
                           <pic:cNvPicPr>
                             <a:picLocks noChangeArrowheads="1" noChangeAspect="1"/>
                           </pic:cNvPicPr>
                         </pic:nvPicPr>
                         <pic:blipFill>
-                          <a:blip r:embed="rId24"/>
+                          <a:blip r:embed="rId13"/>
                           <a:stretch>
                             <a:fillRect/>
                           </a:stretch>
@@ -4617,7 +4655,7 @@
             <w:r>
               <w:t xml:space="preserve"> </w:t>
             </w:r>
-            <w:hyperlink r:id="rId59">
+            <w:hyperlink r:id="rId48">
               <w:r>
                 <w:rPr>
                   <w:rStyle w:val="Hyperlink"/>
@@ -4684,18 +4722,18 @@
                 <wp:inline>
                   <wp:extent cx="152400" cy="152400"/>
                   <wp:effectExtent b="0" l="0" r="0" t="0"/>
-                  <wp:docPr descr="" title="" id="60" name="Picture"/>
+                  <wp:docPr descr="" title="" id="49" name="Picture"/>
                   <a:graphic>
                     <a:graphicData uri="http://schemas.openxmlformats.org/drawingml/2006/picture">
                       <pic:pic>
                         <pic:nvPicPr>
-                          <pic:cNvPr descr="/Applications/quarto/share/formats/docx/note.png" id="61" name="Picture"/>
+                          <pic:cNvPr descr="/Applications/quarto/share/formats/docx/note.png" id="50" name="Picture"/>
                           <pic:cNvPicPr>
                             <a:picLocks noChangeArrowheads="1" noChangeAspect="1"/>
                           </pic:cNvPicPr>
                         </pic:nvPicPr>
                         <pic:blipFill>
-                          <a:blip r:embed="rId21"/>
+                          <a:blip r:embed="rId10"/>
                           <a:stretch>
                             <a:fillRect/>
                           </a:stretch>
@@ -4759,18 +4797,18 @@
                 <wp:inline>
                   <wp:extent cx="1382303" cy="862410"/>
                   <wp:effectExtent b="0" l="0" r="0" t="0"/>
-                  <wp:docPr descr="Tree diagram for marble bag in Example 6." title="" id="63" name="Picture"/>
+                  <wp:docPr descr="Tree diagram for marble bag in Example 6." title="" id="52" name="Picture"/>
                   <a:graphic>
                     <a:graphicData uri="http://schemas.openxmlformats.org/drawingml/2006/picture">
                       <pic:pic>
                         <pic:nvPicPr>
-                          <pic:cNvPr descr="./FiguresPNG/introtoprobability-fig2-2.png" id="64" name="Picture"/>
+                          <pic:cNvPr descr="./FiguresPNG/introtoprobability-fig2-2.png" id="53" name="Picture"/>
                           <pic:cNvPicPr>
                             <a:picLocks noChangeArrowheads="1" noChangeAspect="1"/>
                           </pic:cNvPicPr>
                         </pic:nvPicPr>
                         <pic:blipFill>
-                          <a:blip r:embed="rId62"/>
+                          <a:blip r:embed="rId51"/>
                           <a:stretch>
                             <a:fillRect/>
                           </a:stretch>
@@ -4821,29 +4859,31 @@
             <m:oMath>
               <m:r>
                 <m:rPr>
+                  <m:scr m:val="double-struck"/>
                   <m:sty m:val="p"/>
-                  <m:scr m:val="double-struck"/>
                 </m:rPr>
                 <m:t>P</m:t>
               </m:r>
-              <m:d>
-                <m:dPr>
-                  <m:begChr m:val="("/>
-                  <m:sepChr m:val=""/>
-                  <m:endChr m:val=")"/>
-                  <m:grow/>
-                </m:dPr>
-                <m:e>
-                  <m:r>
-                    <m:rPr>
-                      <m:nor/>
-                      <m:sty m:val="p"/>
-                      <m:scr m:val="sans-serif"/>
-                    </m:rPr>
-                    <m:t>red</m:t>
-                  </m:r>
-                </m:e>
-              </m:d>
+              <m:r>
+                <m:rPr>
+                  <m:sty m:val="p"/>
+                </m:rPr>
+                <m:t>(</m:t>
+              </m:r>
+              <m:r>
+                <m:rPr>
+                  <m:nor/>
+                  <m:scr m:val="sans-serif"/>
+                  <m:sty m:val="p"/>
+                </m:rPr>
+                <m:t>red</m:t>
+              </m:r>
+              <m:r>
+                <m:rPr>
+                  <m:sty m:val="p"/>
+                </m:rPr>
+                <m:t>)</m:t>
+              </m:r>
             </m:oMath>
             <w:r>
               <w:t xml:space="preserve"> </w:t>
@@ -4880,29 +4920,31 @@
             <m:oMath>
               <m:r>
                 <m:rPr>
+                  <m:scr m:val="double-struck"/>
                   <m:sty m:val="p"/>
-                  <m:scr m:val="double-struck"/>
                 </m:rPr>
                 <m:t>P</m:t>
               </m:r>
-              <m:d>
-                <m:dPr>
-                  <m:begChr m:val="("/>
-                  <m:sepChr m:val=""/>
-                  <m:endChr m:val=")"/>
-                  <m:grow/>
-                </m:dPr>
-                <m:e>
-                  <m:r>
-                    <m:rPr>
-                      <m:nor/>
-                      <m:sty m:val="p"/>
-                      <m:scr m:val="sans-serif"/>
-                    </m:rPr>
-                    <m:t>blue</m:t>
-                  </m:r>
-                </m:e>
-              </m:d>
+              <m:r>
+                <m:rPr>
+                  <m:sty m:val="p"/>
+                </m:rPr>
+                <m:t>(</m:t>
+              </m:r>
+              <m:r>
+                <m:rPr>
+                  <m:nor/>
+                  <m:scr m:val="sans-serif"/>
+                  <m:sty m:val="p"/>
+                </m:rPr>
+                <m:t>blue</m:t>
+              </m:r>
+              <m:r>
+                <m:rPr>
+                  <m:sty m:val="p"/>
+                </m:rPr>
+                <m:t>)</m:t>
+              </m:r>
             </m:oMath>
             <w:r>
               <w:t xml:space="preserve"> </w:t>
@@ -4977,18 +5019,18 @@
                 <wp:inline>
                   <wp:extent cx="152400" cy="152400"/>
                   <wp:effectExtent b="0" l="0" r="0" t="0"/>
-                  <wp:docPr descr="" title="" id="65" name="Picture"/>
+                  <wp:docPr descr="" title="" id="54" name="Picture"/>
                   <a:graphic>
                     <a:graphicData uri="http://schemas.openxmlformats.org/drawingml/2006/picture">
                       <pic:pic>
                         <pic:nvPicPr>
-                          <pic:cNvPr descr="/Applications/quarto/share/formats/docx/note.png" id="66" name="Picture"/>
+                          <pic:cNvPr descr="/Applications/quarto/share/formats/docx/note.png" id="55" name="Picture"/>
                           <pic:cNvPicPr>
                             <a:picLocks noChangeArrowheads="1" noChangeAspect="1"/>
                           </pic:cNvPicPr>
                         </pic:nvPicPr>
                         <pic:blipFill>
-                          <a:blip r:embed="rId21"/>
+                          <a:blip r:embed="rId10"/>
                           <a:stretch>
                             <a:fillRect/>
                           </a:stretch>
@@ -5052,18 +5094,18 @@
                 <wp:inline>
                   <wp:extent cx="1822683" cy="1284441"/>
                   <wp:effectExtent b="0" l="0" r="0" t="0"/>
-                  <wp:docPr descr="Tree diagram for candy jar in Example 7." title="" id="68" name="Picture"/>
+                  <wp:docPr descr="Tree diagram for candy jar in Example 7." title="" id="57" name="Picture"/>
                   <a:graphic>
                     <a:graphicData uri="http://schemas.openxmlformats.org/drawingml/2006/picture">
                       <pic:pic>
                         <pic:nvPicPr>
-                          <pic:cNvPr descr="./FiguresPNG/introtoprobability-fig3-3.png" id="69" name="Picture"/>
+                          <pic:cNvPr descr="./FiguresPNG/introtoprobability-fig3-3.png" id="58" name="Picture"/>
                           <pic:cNvPicPr>
                             <a:picLocks noChangeArrowheads="1" noChangeAspect="1"/>
                           </pic:cNvPicPr>
                         </pic:nvPicPr>
                         <pic:blipFill>
-                          <a:blip r:embed="rId67"/>
+                          <a:blip r:embed="rId56"/>
                           <a:stretch>
                             <a:fillRect/>
                           </a:stretch>
@@ -5206,18 +5248,18 @@
                 <wp:inline>
                   <wp:extent cx="1847149" cy="1275266"/>
                   <wp:effectExtent b="0" l="0" r="0" t="0"/>
-                  <wp:docPr descr="Simplified tree diagram for candy jar in Example 7." title="" id="71" name="Picture"/>
+                  <wp:docPr descr="Simplified tree diagram for candy jar in Example 7." title="" id="60" name="Picture"/>
                   <a:graphic>
                     <a:graphicData uri="http://schemas.openxmlformats.org/drawingml/2006/picture">
                       <pic:pic>
                         <pic:nvPicPr>
-                          <pic:cNvPr descr="./FiguresPNG/introtoprobability-fig4-4.png" id="72" name="Picture"/>
+                          <pic:cNvPr descr="./FiguresPNG/introtoprobability-fig4-4.png" id="61" name="Picture"/>
                           <pic:cNvPicPr>
                             <a:picLocks noChangeArrowheads="1" noChangeAspect="1"/>
                           </pic:cNvPicPr>
                         </pic:nvPicPr>
                         <pic:blipFill>
-                          <a:blip r:embed="rId70"/>
+                          <a:blip r:embed="rId59"/>
                           <a:stretch>
                             <a:fillRect/>
                           </a:stretch>
@@ -5268,29 +5310,31 @@
             <m:oMath>
               <m:r>
                 <m:rPr>
+                  <m:scr m:val="double-struck"/>
                   <m:sty m:val="p"/>
-                  <m:scr m:val="double-struck"/>
                 </m:rPr>
                 <m:t>P</m:t>
               </m:r>
-              <m:d>
-                <m:dPr>
-                  <m:begChr m:val="("/>
-                  <m:sepChr m:val=""/>
-                  <m:endChr m:val=")"/>
-                  <m:grow/>
-                </m:dPr>
-                <m:e>
-                  <m:r>
-                    <m:rPr>
-                      <m:nor/>
-                      <m:sty m:val="p"/>
-                      <m:scr m:val="sans-serif"/>
-                    </m:rPr>
-                    <m:t>yellow</m:t>
-                  </m:r>
-                </m:e>
-              </m:d>
+              <m:r>
+                <m:rPr>
+                  <m:sty m:val="p"/>
+                </m:rPr>
+                <m:t>(</m:t>
+              </m:r>
+              <m:r>
+                <m:rPr>
+                  <m:nor/>
+                  <m:scr m:val="sans-serif"/>
+                  <m:sty m:val="p"/>
+                </m:rPr>
+                <m:t>yellow</m:t>
+              </m:r>
+              <m:r>
+                <m:rPr>
+                  <m:sty m:val="p"/>
+                </m:rPr>
+                <m:t>)</m:t>
+              </m:r>
             </m:oMath>
             <w:r>
               <w:t xml:space="preserve"> </w:t>
@@ -5327,29 +5371,31 @@
             <m:oMath>
               <m:r>
                 <m:rPr>
+                  <m:scr m:val="double-struck"/>
                   <m:sty m:val="p"/>
-                  <m:scr m:val="double-struck"/>
                 </m:rPr>
                 <m:t>P</m:t>
               </m:r>
-              <m:d>
-                <m:dPr>
-                  <m:begChr m:val="("/>
-                  <m:sepChr m:val=""/>
-                  <m:endChr m:val=")"/>
-                  <m:grow/>
-                </m:dPr>
-                <m:e>
-                  <m:r>
-                    <m:rPr>
-                      <m:nor/>
-                      <m:sty m:val="p"/>
-                      <m:scr m:val="sans-serif"/>
-                    </m:rPr>
-                    <m:t>green</m:t>
-                  </m:r>
-                </m:e>
-              </m:d>
+              <m:r>
+                <m:rPr>
+                  <m:sty m:val="p"/>
+                </m:rPr>
+                <m:t>(</m:t>
+              </m:r>
+              <m:r>
+                <m:rPr>
+                  <m:nor/>
+                  <m:scr m:val="sans-serif"/>
+                  <m:sty m:val="p"/>
+                </m:rPr>
+                <m:t>green</m:t>
+              </m:r>
+              <m:r>
+                <m:rPr>
+                  <m:sty m:val="p"/>
+                </m:rPr>
+                <m:t>)</m:t>
+              </m:r>
             </m:oMath>
             <w:r>
               <w:t xml:space="preserve"> </w:t>
@@ -5386,29 +5432,31 @@
             <m:oMath>
               <m:r>
                 <m:rPr>
+                  <m:scr m:val="double-struck"/>
                   <m:sty m:val="p"/>
-                  <m:scr m:val="double-struck"/>
                 </m:rPr>
                 <m:t>P</m:t>
               </m:r>
-              <m:d>
-                <m:dPr>
-                  <m:begChr m:val="("/>
-                  <m:sepChr m:val=""/>
-                  <m:endChr m:val=")"/>
-                  <m:grow/>
-                </m:dPr>
-                <m:e>
-                  <m:r>
-                    <m:rPr>
-                      <m:nor/>
-                      <m:sty m:val="p"/>
-                      <m:scr m:val="sans-serif"/>
-                    </m:rPr>
-                    <m:t>purple</m:t>
-                  </m:r>
-                </m:e>
-              </m:d>
+              <m:r>
+                <m:rPr>
+                  <m:sty m:val="p"/>
+                </m:rPr>
+                <m:t>(</m:t>
+              </m:r>
+              <m:r>
+                <m:rPr>
+                  <m:nor/>
+                  <m:scr m:val="sans-serif"/>
+                  <m:sty m:val="p"/>
+                </m:rPr>
+                <m:t>purple</m:t>
+              </m:r>
+              <m:r>
+                <m:rPr>
+                  <m:sty m:val="p"/>
+                </m:rPr>
+                <m:t>)</m:t>
+              </m:r>
             </m:oMath>
             <w:r>
               <w:t xml:space="preserve"> </w:t>
@@ -5491,18 +5539,18 @@
                 <wp:inline>
                   <wp:extent cx="152400" cy="152400"/>
                   <wp:effectExtent b="0" l="0" r="0" t="0"/>
-                  <wp:docPr descr="" title="" id="73" name="Picture"/>
+                  <wp:docPr descr="" title="" id="62" name="Picture"/>
                   <a:graphic>
                     <a:graphicData uri="http://schemas.openxmlformats.org/drawingml/2006/picture">
                       <pic:pic>
                         <pic:nvPicPr>
-                          <pic:cNvPr descr="/Applications/quarto/share/formats/docx/note.png" id="74" name="Picture"/>
+                          <pic:cNvPr descr="/Applications/quarto/share/formats/docx/note.png" id="63" name="Picture"/>
                           <pic:cNvPicPr>
                             <a:picLocks noChangeArrowheads="1" noChangeAspect="1"/>
                           </pic:cNvPicPr>
                         </pic:nvPicPr>
                         <pic:blipFill>
-                          <a:blip r:embed="rId21"/>
+                          <a:blip r:embed="rId10"/>
                           <a:stretch>
                             <a:fillRect/>
                           </a:stretch>
@@ -5582,18 +5630,18 @@
                 <wp:inline>
                   <wp:extent cx="1914429" cy="1293616"/>
                   <wp:effectExtent b="0" l="0" r="0" t="0"/>
-                  <wp:docPr descr="Incomplete tree diagram for candy jar in Example 7." title="" id="76" name="Picture"/>
+                  <wp:docPr descr="Incomplete tree diagram for candy jar in Example 7." title="" id="65" name="Picture"/>
                   <a:graphic>
                     <a:graphicData uri="http://schemas.openxmlformats.org/drawingml/2006/picture">
                       <pic:pic>
                         <pic:nvPicPr>
-                          <pic:cNvPr descr="./FiguresPNG/introtoprobability-fig5-5.png" id="77" name="Picture"/>
+                          <pic:cNvPr descr="./FiguresPNG/introtoprobability-fig5-5.png" id="66" name="Picture"/>
                           <pic:cNvPicPr>
                             <a:picLocks noChangeArrowheads="1" noChangeAspect="1"/>
                           </pic:cNvPicPr>
                         </pic:nvPicPr>
                         <pic:blipFill>
-                          <a:blip r:embed="rId75"/>
+                          <a:blip r:embed="rId64"/>
                           <a:stretch>
                             <a:fillRect/>
                           </a:stretch>
@@ -5663,35 +5711,43 @@
               <m:oMath>
                 <m:r>
                   <m:rPr>
-                    <m:sty m:val="p"/>
                     <m:scr m:val="double-struck"/>
+                    <m:sty m:val="p"/>
                   </m:rPr>
                   <m:t>P</m:t>
                 </m:r>
-                <m:d>
-                  <m:dPr>
-                    <m:begChr m:val="("/>
-                    <m:sepChr m:val=""/>
-                    <m:endChr m:val=")"/>
-                    <m:grow/>
-                  </m:dPr>
+                <m:r>
+                  <m:rPr>
+                    <m:sty m:val="p"/>
+                  </m:rPr>
+                  <m:t>(</m:t>
+                </m:r>
+                <m:sSup>
                   <m:e>
                     <m:r>
                       <m:rPr>
                         <m:nor/>
+                        <m:scr m:val="sans-serif"/>
                         <m:sty m:val="p"/>
-                        <m:scr m:val="sans-serif"/>
                       </m:rPr>
                       <m:t>(green)</m:t>
                     </m:r>
+                  </m:e>
+                  <m:sup>
                     <m:r>
                       <m:rPr>
                         <m:sty m:val="p"/>
                       </m:rPr>
                       <m:t>′</m:t>
                     </m:r>
-                  </m:e>
-                </m:d>
+                  </m:sup>
+                </m:sSup>
+                <m:r>
+                  <m:rPr>
+                    <m:sty m:val="p"/>
+                  </m:rPr>
+                  <m:t>)</m:t>
+                </m:r>
                 <m:r>
                   <m:rPr>
                     <m:sty m:val="p"/>
@@ -5700,29 +5756,31 @@
                 </m:r>
                 <m:r>
                   <m:rPr>
-                    <m:sty m:val="p"/>
                     <m:scr m:val="double-struck"/>
+                    <m:sty m:val="p"/>
                   </m:rPr>
                   <m:t>P</m:t>
                 </m:r>
-                <m:d>
-                  <m:dPr>
-                    <m:begChr m:val="("/>
-                    <m:sepChr m:val=""/>
-                    <m:endChr m:val=")"/>
-                    <m:grow/>
-                  </m:dPr>
-                  <m:e>
-                    <m:r>
-                      <m:rPr>
-                        <m:nor/>
-                        <m:sty m:val="p"/>
-                        <m:scr m:val="sans-serif"/>
-                      </m:rPr>
-                      <m:t>yellow</m:t>
-                    </m:r>
-                  </m:e>
-                </m:d>
+                <m:r>
+                  <m:rPr>
+                    <m:sty m:val="p"/>
+                  </m:rPr>
+                  <m:t>(</m:t>
+                </m:r>
+                <m:r>
+                  <m:rPr>
+                    <m:nor/>
+                    <m:scr m:val="sans-serif"/>
+                    <m:sty m:val="p"/>
+                  </m:rPr>
+                  <m:t>yellow</m:t>
+                </m:r>
+                <m:r>
+                  <m:rPr>
+                    <m:sty m:val="p"/>
+                  </m:rPr>
+                  <m:t>)</m:t>
+                </m:r>
                 <m:r>
                   <m:rPr>
                     <m:sty m:val="p"/>
@@ -5731,29 +5789,31 @@
                 </m:r>
                 <m:r>
                   <m:rPr>
-                    <m:sty m:val="p"/>
                     <m:scr m:val="double-struck"/>
+                    <m:sty m:val="p"/>
                   </m:rPr>
                   <m:t>P</m:t>
                 </m:r>
-                <m:d>
-                  <m:dPr>
-                    <m:begChr m:val="("/>
-                    <m:sepChr m:val=""/>
-                    <m:endChr m:val=")"/>
-                    <m:grow/>
-                  </m:dPr>
-                  <m:e>
-                    <m:r>
-                      <m:rPr>
-                        <m:nor/>
-                        <m:sty m:val="p"/>
-                        <m:scr m:val="sans-serif"/>
-                      </m:rPr>
-                      <m:t>purple</m:t>
-                    </m:r>
-                  </m:e>
-                </m:d>
+                <m:r>
+                  <m:rPr>
+                    <m:sty m:val="p"/>
+                  </m:rPr>
+                  <m:t>(</m:t>
+                </m:r>
+                <m:r>
+                  <m:rPr>
+                    <m:nor/>
+                    <m:scr m:val="sans-serif"/>
+                    <m:sty m:val="p"/>
+                  </m:rPr>
+                  <m:t>purple</m:t>
+                </m:r>
+                <m:r>
+                  <m:rPr>
+                    <m:sty m:val="p"/>
+                  </m:rPr>
+                  <m:t>)</m:t>
+                </m:r>
                 <m:r>
                   <m:rPr>
                     <m:sty m:val="p"/>
@@ -5900,75 +5960,85 @@
               <m:oMath>
                 <m:r>
                   <m:rPr>
-                    <m:sty m:val="p"/>
                     <m:scr m:val="double-struck"/>
+                    <m:sty m:val="p"/>
                   </m:rPr>
                   <m:t>P</m:t>
                 </m:r>
-                <m:d>
-                  <m:dPr>
-                    <m:begChr m:val="("/>
-                    <m:sepChr m:val=""/>
-                    <m:endChr m:val=")"/>
-                    <m:grow/>
-                  </m:dPr>
+                <m:r>
+                  <m:rPr>
+                    <m:sty m:val="p"/>
+                  </m:rPr>
+                  <m:t>(</m:t>
+                </m:r>
+                <m:r>
+                  <m:rPr>
+                    <m:nor/>
+                    <m:scr m:val="sans-serif"/>
+                    <m:sty m:val="p"/>
+                  </m:rPr>
+                  <m:t>green</m:t>
+                </m:r>
+                <m:r>
+                  <m:rPr>
+                    <m:sty m:val="p"/>
+                  </m:rPr>
+                  <m:t>)</m:t>
+                </m:r>
+                <m:r>
+                  <m:rPr>
+                    <m:sty m:val="p"/>
+                  </m:rPr>
+                  <m:t>=</m:t>
+                </m:r>
+                <m:r>
+                  <m:t>1</m:t>
+                </m:r>
+                <m:r>
+                  <m:rPr>
+                    <m:sty m:val="p"/>
+                  </m:rPr>
+                  <m:t>−</m:t>
+                </m:r>
+                <m:r>
+                  <m:rPr>
+                    <m:scr m:val="double-struck"/>
+                    <m:sty m:val="p"/>
+                  </m:rPr>
+                  <m:t>P</m:t>
+                </m:r>
+                <m:r>
+                  <m:rPr>
+                    <m:sty m:val="p"/>
+                  </m:rPr>
+                  <m:t>(</m:t>
+                </m:r>
+                <m:sSup>
                   <m:e>
                     <m:r>
                       <m:rPr>
                         <m:nor/>
+                        <m:scr m:val="sans-serif"/>
                         <m:sty m:val="p"/>
-                        <m:scr m:val="sans-serif"/>
-                      </m:rPr>
-                      <m:t>green</m:t>
-                    </m:r>
-                  </m:e>
-                </m:d>
-                <m:r>
-                  <m:rPr>
-                    <m:sty m:val="p"/>
-                  </m:rPr>
-                  <m:t>=</m:t>
-                </m:r>
-                <m:r>
-                  <m:t>1</m:t>
-                </m:r>
-                <m:r>
-                  <m:rPr>
-                    <m:sty m:val="p"/>
-                  </m:rPr>
-                  <m:t>−</m:t>
-                </m:r>
-                <m:r>
-                  <m:rPr>
-                    <m:sty m:val="p"/>
-                    <m:scr m:val="double-struck"/>
-                  </m:rPr>
-                  <m:t>P</m:t>
-                </m:r>
-                <m:d>
-                  <m:dPr>
-                    <m:begChr m:val="("/>
-                    <m:sepChr m:val=""/>
-                    <m:endChr m:val=")"/>
-                    <m:grow/>
-                  </m:dPr>
-                  <m:e>
-                    <m:r>
-                      <m:rPr>
-                        <m:nor/>
-                        <m:sty m:val="p"/>
-                        <m:scr m:val="sans-serif"/>
                       </m:rPr>
                       <m:t>(green)</m:t>
                     </m:r>
+                  </m:e>
+                  <m:sup>
                     <m:r>
                       <m:rPr>
                         <m:sty m:val="p"/>
                       </m:rPr>
                       <m:t>′</m:t>
                     </m:r>
-                  </m:e>
-                </m:d>
+                  </m:sup>
+                </m:sSup>
+                <m:r>
+                  <m:rPr>
+                    <m:sty m:val="p"/>
+                  </m:rPr>
+                  <m:t>)</m:t>
+                </m:r>
                 <m:r>
                   <m:rPr>
                     <m:sty m:val="p"/>
@@ -6047,8 +6117,8 @@
         </w:tc>
       </w:tr>
     </w:tbl>
-    <w:bookmarkEnd w:id="78"/>
-    <w:bookmarkStart w:id="88" w:name="independent-events"/>
+    <w:bookmarkEnd w:id="67"/>
+    <w:bookmarkStart w:id="77" w:name="independent-events"/>
     <w:p>
       <w:pPr>
         <w:pStyle w:val="Heading1"/>
@@ -6138,18 +6208,18 @@
                 <wp:inline>
                   <wp:extent cx="152400" cy="152400"/>
                   <wp:effectExtent b="0" l="0" r="0" t="0"/>
-                  <wp:docPr descr="" title="" id="79" name="Picture"/>
+                  <wp:docPr descr="" title="" id="68" name="Picture"/>
                   <a:graphic>
                     <a:graphicData uri="http://schemas.openxmlformats.org/drawingml/2006/picture">
                       <pic:pic>
                         <pic:nvPicPr>
-                          <pic:cNvPr descr="/Applications/quarto/share/formats/docx/note.png" id="80" name="Picture"/>
+                          <pic:cNvPr descr="/Applications/quarto/share/formats/docx/note.png" id="69" name="Picture"/>
                           <pic:cNvPicPr>
                             <a:picLocks noChangeArrowheads="1" noChangeAspect="1"/>
                           </pic:cNvPicPr>
                         </pic:nvPicPr>
                         <pic:blipFill>
-                          <a:blip r:embed="rId21"/>
+                          <a:blip r:embed="rId10"/>
                           <a:stretch>
                             <a:fillRect/>
                           </a:stretch>
@@ -6298,33 +6368,35 @@
               <m:oMath>
                 <m:r>
                   <m:rPr>
-                    <m:sty m:val="p"/>
                     <m:scr m:val="double-struck"/>
+                    <m:sty m:val="p"/>
                   </m:rPr>
                   <m:t>P</m:t>
                 </m:r>
-                <m:d>
-                  <m:dPr>
-                    <m:begChr m:val="("/>
-                    <m:sepChr m:val=""/>
-                    <m:endChr m:val=")"/>
-                    <m:grow/>
-                  </m:dPr>
-                  <m:e>
-                    <m:r>
-                      <m:t>A</m:t>
-                    </m:r>
-                    <m:r>
-                      <m:rPr>
-                        <m:sty m:val="p"/>
-                      </m:rPr>
-                      <m:t>∩</m:t>
-                    </m:r>
-                    <m:r>
-                      <m:t>B</m:t>
-                    </m:r>
-                  </m:e>
-                </m:d>
+                <m:r>
+                  <m:rPr>
+                    <m:sty m:val="p"/>
+                  </m:rPr>
+                  <m:t>(</m:t>
+                </m:r>
+                <m:r>
+                  <m:t>A</m:t>
+                </m:r>
+                <m:r>
+                  <m:rPr>
+                    <m:sty m:val="p"/>
+                  </m:rPr>
+                  <m:t>∩</m:t>
+                </m:r>
+                <m:r>
+                  <m:t>B</m:t>
+                </m:r>
+                <m:r>
+                  <m:rPr>
+                    <m:sty m:val="p"/>
+                  </m:rPr>
+                  <m:t>)</m:t>
+                </m:r>
                 <m:r>
                   <m:rPr>
                     <m:sty m:val="p"/>
@@ -6333,24 +6405,26 @@
                 </m:r>
                 <m:r>
                   <m:rPr>
-                    <m:sty m:val="p"/>
                     <m:scr m:val="double-struck"/>
+                    <m:sty m:val="p"/>
                   </m:rPr>
                   <m:t>P</m:t>
                 </m:r>
-                <m:d>
-                  <m:dPr>
-                    <m:begChr m:val="("/>
-                    <m:sepChr m:val=""/>
-                    <m:endChr m:val=")"/>
-                    <m:grow/>
-                  </m:dPr>
-                  <m:e>
-                    <m:r>
-                      <m:t>A</m:t>
-                    </m:r>
-                  </m:e>
-                </m:d>
+                <m:r>
+                  <m:rPr>
+                    <m:sty m:val="p"/>
+                  </m:rPr>
+                  <m:t>(</m:t>
+                </m:r>
+                <m:r>
+                  <m:t>A</m:t>
+                </m:r>
+                <m:r>
+                  <m:rPr>
+                    <m:sty m:val="p"/>
+                  </m:rPr>
+                  <m:t>)</m:t>
+                </m:r>
                 <m:r>
                   <m:rPr>
                     <m:sty m:val="p"/>
@@ -6359,24 +6433,26 @@
                 </m:r>
                 <m:r>
                   <m:rPr>
-                    <m:sty m:val="p"/>
                     <m:scr m:val="double-struck"/>
+                    <m:sty m:val="p"/>
                   </m:rPr>
                   <m:t>P</m:t>
                 </m:r>
-                <m:d>
-                  <m:dPr>
-                    <m:begChr m:val="("/>
-                    <m:sepChr m:val=""/>
-                    <m:endChr m:val=")"/>
-                    <m:grow/>
-                  </m:dPr>
-                  <m:e>
-                    <m:r>
-                      <m:t>B</m:t>
-                    </m:r>
-                  </m:e>
-                </m:d>
+                <m:r>
+                  <m:rPr>
+                    <m:sty m:val="p"/>
+                  </m:rPr>
+                  <m:t>(</m:t>
+                </m:r>
+                <m:r>
+                  <m:t>B</m:t>
+                </m:r>
+                <m:r>
+                  <m:rPr>
+                    <m:sty m:val="p"/>
+                  </m:rPr>
+                  <m:t>)</m:t>
+                </m:r>
               </m:oMath>
             </m:oMathPara>
           </w:p>
@@ -6450,75 +6526,79 @@
             <m:oMath>
               <m:r>
                 <m:rPr>
+                  <m:scr m:val="double-struck"/>
                   <m:sty m:val="p"/>
-                  <m:scr m:val="double-struck"/>
                 </m:rPr>
                 <m:t>P</m:t>
               </m:r>
-              <m:d>
-                <m:dPr>
-                  <m:begChr m:val="("/>
-                  <m:sepChr m:val=""/>
-                  <m:endChr m:val=")"/>
-                  <m:grow/>
-                </m:dPr>
-                <m:e>
-                  <m:r>
-                    <m:t>A</m:t>
-                  </m:r>
-                  <m:r>
-                    <m:rPr>
-                      <m:sty m:val="p"/>
-                    </m:rPr>
-                    <m:t>∩</m:t>
-                  </m:r>
-                  <m:r>
-                    <m:t>B</m:t>
-                  </m:r>
-                </m:e>
-              </m:d>
-            </m:oMath>
-            <w:r>
-              <w:t xml:space="preserve"> </w:t>
-            </w:r>
-            <w:r>
-              <w:t xml:space="preserve">means</w:t>
-            </w:r>
-            <w:r>
-              <w:t xml:space="preserve"> </w:t>
-            </w:r>
-            <m:oMath>
               <m:r>
                 <m:rPr>
                   <m:sty m:val="p"/>
+                </m:rPr>
+                <m:t>(</m:t>
+              </m:r>
+              <m:r>
+                <m:t>A</m:t>
+              </m:r>
+              <m:r>
+                <m:rPr>
+                  <m:sty m:val="p"/>
+                </m:rPr>
+                <m:t>∩</m:t>
+              </m:r>
+              <m:r>
+                <m:t>B</m:t>
+              </m:r>
+              <m:r>
+                <m:rPr>
+                  <m:sty m:val="p"/>
+                </m:rPr>
+                <m:t>)</m:t>
+              </m:r>
+            </m:oMath>
+            <w:r>
+              <w:t xml:space="preserve"> </w:t>
+            </w:r>
+            <w:r>
+              <w:t xml:space="preserve">means</w:t>
+            </w:r>
+            <w:r>
+              <w:t xml:space="preserve"> </w:t>
+            </w:r>
+            <m:oMath>
+              <m:r>
+                <m:rPr>
                   <m:scr m:val="double-struck"/>
+                  <m:sty m:val="p"/>
                 </m:rPr>
                 <m:t>P</m:t>
               </m:r>
-              <m:d>
-                <m:dPr>
-                  <m:begChr m:val="("/>
-                  <m:sepChr m:val=""/>
-                  <m:endChr m:val=")"/>
-                  <m:grow/>
-                </m:dPr>
-                <m:e>
-                  <m:r>
-                    <m:t>A</m:t>
-                  </m:r>
-                  <m:r>
-                    <m:rPr>
-                      <m:nor/>
-                      <m:sty m:val="p"/>
-                      <m:scr m:val="sans-serif"/>
-                    </m:rPr>
-                    <m:t> and </m:t>
-                  </m:r>
-                  <m:r>
-                    <m:t>B</m:t>
-                  </m:r>
-                </m:e>
-              </m:d>
+              <m:r>
+                <m:rPr>
+                  <m:sty m:val="p"/>
+                </m:rPr>
+                <m:t>(</m:t>
+              </m:r>
+              <m:r>
+                <m:t>A</m:t>
+              </m:r>
+              <m:r>
+                <m:rPr>
+                  <m:nor/>
+                  <m:scr m:val="sans-serif"/>
+                  <m:sty m:val="p"/>
+                </m:rPr>
+                <m:t> and </m:t>
+              </m:r>
+              <m:r>
+                <m:t>B</m:t>
+              </m:r>
+              <m:r>
+                <m:rPr>
+                  <m:sty m:val="p"/>
+                </m:rPr>
+                <m:t>)</m:t>
+              </m:r>
             </m:oMath>
             <w:r>
               <w:t xml:space="preserve">.</w:t>
@@ -6568,18 +6648,18 @@
                 <wp:inline>
                   <wp:extent cx="152400" cy="152400"/>
                   <wp:effectExtent b="0" l="0" r="0" t="0"/>
-                  <wp:docPr descr="" title="" id="81" name="Picture"/>
+                  <wp:docPr descr="" title="" id="70" name="Picture"/>
                   <a:graphic>
                     <a:graphicData uri="http://schemas.openxmlformats.org/drawingml/2006/picture">
                       <pic:pic>
                         <pic:nvPicPr>
-                          <pic:cNvPr descr="/Applications/quarto/share/formats/docx/note.png" id="82" name="Picture"/>
+                          <pic:cNvPr descr="/Applications/quarto/share/formats/docx/note.png" id="71" name="Picture"/>
                           <pic:cNvPicPr>
                             <a:picLocks noChangeArrowheads="1" noChangeAspect="1"/>
                           </pic:cNvPicPr>
                         </pic:nvPicPr>
                         <pic:blipFill>
-                          <a:blip r:embed="rId21"/>
+                          <a:blip r:embed="rId10"/>
                           <a:stretch>
                             <a:fillRect/>
                           </a:stretch>
@@ -6673,18 +6753,18 @@
                 <wp:inline>
                   <wp:extent cx="2486311" cy="1837974"/>
                   <wp:effectExtent b="0" l="0" r="0" t="0"/>
-                  <wp:docPr descr="Tree diagram for two dips in the marble bag in Example 8." title="" id="84" name="Picture"/>
+                  <wp:docPr descr="Tree diagram for two dips in the marble bag in Example 8." title="" id="73" name="Picture"/>
                   <a:graphic>
                     <a:graphicData uri="http://schemas.openxmlformats.org/drawingml/2006/picture">
                       <pic:pic>
                         <pic:nvPicPr>
-                          <pic:cNvPr descr="./FiguresPNG/introtoprobability-fig6-6.png" id="85" name="Picture"/>
+                          <pic:cNvPr descr="./FiguresPNG/introtoprobability-fig6-6.png" id="74" name="Picture"/>
                           <pic:cNvPicPr>
                             <a:picLocks noChangeArrowheads="1" noChangeAspect="1"/>
                           </pic:cNvPicPr>
                         </pic:nvPicPr>
                         <pic:blipFill>
-                          <a:blip r:embed="rId83"/>
+                          <a:blip r:embed="rId72"/>
                           <a:stretch>
                             <a:fillRect/>
                           </a:stretch>
@@ -6794,18 +6874,18 @@
                 <wp:inline>
                   <wp:extent cx="152400" cy="152400"/>
                   <wp:effectExtent b="0" l="0" r="0" t="0"/>
-                  <wp:docPr descr="" title="" id="86" name="Picture"/>
+                  <wp:docPr descr="" title="" id="75" name="Picture"/>
                   <a:graphic>
                     <a:graphicData uri="http://schemas.openxmlformats.org/drawingml/2006/picture">
                       <pic:pic>
                         <pic:nvPicPr>
-                          <pic:cNvPr descr="/Applications/quarto/share/formats/docx/note.png" id="87" name="Picture"/>
+                          <pic:cNvPr descr="/Applications/quarto/share/formats/docx/note.png" id="76" name="Picture"/>
                           <pic:cNvPicPr>
                             <a:picLocks noChangeArrowheads="1" noChangeAspect="1"/>
                           </pic:cNvPicPr>
                         </pic:nvPicPr>
                         <pic:blipFill>
-                          <a:blip r:embed="rId21"/>
+                          <a:blip r:embed="rId10"/>
                           <a:stretch>
                             <a:fillRect/>
                           </a:stretch>
@@ -6882,29 +6962,31 @@
               <m:oMath>
                 <m:r>
                   <m:rPr>
-                    <m:sty m:val="p"/>
                     <m:scr m:val="double-struck"/>
+                    <m:sty m:val="p"/>
                   </m:rPr>
                   <m:t>P</m:t>
                 </m:r>
-                <m:d>
-                  <m:dPr>
-                    <m:begChr m:val="("/>
-                    <m:sepChr m:val=""/>
-                    <m:endChr m:val=")"/>
-                    <m:grow/>
-                  </m:dPr>
-                  <m:e>
-                    <m:r>
-                      <m:rPr>
-                        <m:nor/>
-                        <m:sty m:val="p"/>
-                        <m:scr m:val="sans-serif"/>
-                      </m:rPr>
-                      <m:t>red and red</m:t>
-                    </m:r>
-                  </m:e>
-                </m:d>
+                <m:r>
+                  <m:rPr>
+                    <m:sty m:val="p"/>
+                  </m:rPr>
+                  <m:t>(</m:t>
+                </m:r>
+                <m:r>
+                  <m:rPr>
+                    <m:nor/>
+                    <m:scr m:val="sans-serif"/>
+                    <m:sty m:val="p"/>
+                  </m:rPr>
+                  <m:t>red and red</m:t>
+                </m:r>
+                <m:r>
+                  <m:rPr>
+                    <m:sty m:val="p"/>
+                  </m:rPr>
+                  <m:t>)</m:t>
+                </m:r>
                 <m:r>
                   <m:rPr>
                     <m:sty m:val="p"/>
@@ -7049,29 +7131,31 @@
               <m:oMath>
                 <m:r>
                   <m:rPr>
-                    <m:sty m:val="p"/>
                     <m:scr m:val="double-struck"/>
+                    <m:sty m:val="p"/>
                   </m:rPr>
                   <m:t>P</m:t>
                 </m:r>
-                <m:d>
-                  <m:dPr>
-                    <m:begChr m:val="("/>
-                    <m:sepChr m:val=""/>
-                    <m:endChr m:val=")"/>
-                    <m:grow/>
-                  </m:dPr>
-                  <m:e>
-                    <m:r>
-                      <m:rPr>
-                        <m:nor/>
-                        <m:sty m:val="p"/>
-                        <m:scr m:val="sans-serif"/>
-                      </m:rPr>
-                      <m:t>red and blue</m:t>
-                    </m:r>
-                  </m:e>
-                </m:d>
+                <m:r>
+                  <m:rPr>
+                    <m:sty m:val="p"/>
+                  </m:rPr>
+                  <m:t>(</m:t>
+                </m:r>
+                <m:r>
+                  <m:rPr>
+                    <m:nor/>
+                    <m:scr m:val="sans-serif"/>
+                    <m:sty m:val="p"/>
+                  </m:rPr>
+                  <m:t>red and blue</m:t>
+                </m:r>
+                <m:r>
+                  <m:rPr>
+                    <m:sty m:val="p"/>
+                  </m:rPr>
+                  <m:t>)</m:t>
+                </m:r>
                 <m:r>
                   <m:rPr>
                     <m:sty m:val="p"/>
@@ -7216,29 +7300,31 @@
               <m:oMath>
                 <m:r>
                   <m:rPr>
-                    <m:sty m:val="p"/>
                     <m:scr m:val="double-struck"/>
+                    <m:sty m:val="p"/>
                   </m:rPr>
                   <m:t>P</m:t>
                 </m:r>
-                <m:d>
-                  <m:dPr>
-                    <m:begChr m:val="("/>
-                    <m:sepChr m:val=""/>
-                    <m:endChr m:val=")"/>
-                    <m:grow/>
-                  </m:dPr>
-                  <m:e>
-                    <m:r>
-                      <m:rPr>
-                        <m:nor/>
-                        <m:sty m:val="p"/>
-                        <m:scr m:val="sans-serif"/>
-                      </m:rPr>
-                      <m:t>blue and red</m:t>
-                    </m:r>
-                  </m:e>
-                </m:d>
+                <m:r>
+                  <m:rPr>
+                    <m:sty m:val="p"/>
+                  </m:rPr>
+                  <m:t>(</m:t>
+                </m:r>
+                <m:r>
+                  <m:rPr>
+                    <m:nor/>
+                    <m:scr m:val="sans-serif"/>
+                    <m:sty m:val="p"/>
+                  </m:rPr>
+                  <m:t>blue and red</m:t>
+                </m:r>
+                <m:r>
+                  <m:rPr>
+                    <m:sty m:val="p"/>
+                  </m:rPr>
+                  <m:t>)</m:t>
+                </m:r>
                 <m:r>
                   <m:rPr>
                     <m:sty m:val="p"/>
@@ -7383,29 +7469,31 @@
               <m:oMath>
                 <m:r>
                   <m:rPr>
-                    <m:sty m:val="p"/>
                     <m:scr m:val="double-struck"/>
+                    <m:sty m:val="p"/>
                   </m:rPr>
                   <m:t>P</m:t>
                 </m:r>
-                <m:d>
-                  <m:dPr>
-                    <m:begChr m:val="("/>
-                    <m:sepChr m:val=""/>
-                    <m:endChr m:val=")"/>
-                    <m:grow/>
-                  </m:dPr>
-                  <m:e>
-                    <m:r>
-                      <m:rPr>
-                        <m:nor/>
-                        <m:sty m:val="p"/>
-                        <m:scr m:val="sans-serif"/>
-                      </m:rPr>
-                      <m:t>blue and blue</m:t>
-                    </m:r>
-                  </m:e>
-                </m:d>
+                <m:r>
+                  <m:rPr>
+                    <m:sty m:val="p"/>
+                  </m:rPr>
+                  <m:t>(</m:t>
+                </m:r>
+                <m:r>
+                  <m:rPr>
+                    <m:nor/>
+                    <m:scr m:val="sans-serif"/>
+                    <m:sty m:val="p"/>
+                  </m:rPr>
+                  <m:t>blue and blue</m:t>
+                </m:r>
+                <m:r>
+                  <m:rPr>
+                    <m:sty m:val="p"/>
+                  </m:rPr>
+                  <m:t>)</m:t>
+                </m:r>
                 <m:r>
                   <m:rPr>
                     <m:sty m:val="p"/>
@@ -7553,8 +7641,8 @@
         </w:tc>
       </w:tr>
     </w:tbl>
-    <w:bookmarkEnd w:id="88"/>
-    <w:bookmarkStart w:id="101" w:name="dependent-events"/>
+    <w:bookmarkEnd w:id="77"/>
+    <w:bookmarkStart w:id="90" w:name="dependent-events"/>
     <w:p>
       <w:pPr>
         <w:pStyle w:val="Heading1"/>
@@ -7604,18 +7692,18 @@
                 <wp:inline>
                   <wp:extent cx="152400" cy="152400"/>
                   <wp:effectExtent b="0" l="0" r="0" t="0"/>
-                  <wp:docPr descr="" title="" id="89" name="Picture"/>
+                  <wp:docPr descr="" title="" id="78" name="Picture"/>
                   <a:graphic>
                     <a:graphicData uri="http://schemas.openxmlformats.org/drawingml/2006/picture">
                       <pic:pic>
                         <pic:nvPicPr>
-                          <pic:cNvPr descr="/Applications/quarto/share/formats/docx/note.png" id="90" name="Picture"/>
+                          <pic:cNvPr descr="/Applications/quarto/share/formats/docx/note.png" id="79" name="Picture"/>
                           <pic:cNvPicPr>
                             <a:picLocks noChangeArrowheads="1" noChangeAspect="1"/>
                           </pic:cNvPicPr>
                         </pic:nvPicPr>
                         <pic:blipFill>
-                          <a:blip r:embed="rId21"/>
+                          <a:blip r:embed="rId10"/>
                           <a:stretch>
                             <a:fillRect/>
                           </a:stretch>
@@ -7743,18 +7831,18 @@
                 <wp:inline>
                   <wp:extent cx="152400" cy="152400"/>
                   <wp:effectExtent b="0" l="0" r="0" t="0"/>
-                  <wp:docPr descr="" title="" id="91" name="Picture"/>
+                  <wp:docPr descr="" title="" id="80" name="Picture"/>
                   <a:graphic>
                     <a:graphicData uri="http://schemas.openxmlformats.org/drawingml/2006/picture">
                       <pic:pic>
                         <pic:nvPicPr>
-                          <pic:cNvPr descr="/Applications/quarto/share/formats/docx/note.png" id="92" name="Picture"/>
+                          <pic:cNvPr descr="/Applications/quarto/share/formats/docx/note.png" id="81" name="Picture"/>
                           <pic:cNvPicPr>
                             <a:picLocks noChangeArrowheads="1" noChangeAspect="1"/>
                           </pic:cNvPicPr>
                         </pic:nvPicPr>
                         <pic:blipFill>
-                          <a:blip r:embed="rId21"/>
+                          <a:blip r:embed="rId10"/>
                           <a:stretch>
                             <a:fillRect/>
                           </a:stretch>
@@ -7864,8 +7952,8 @@
               <m:r>
                 <m:rPr>
                   <m:nor/>
+                  <m:scr m:val="sans-serif"/>
                   <m:sty m:val="p"/>
-                  <m:scr m:val="sans-serif"/>
                 </m:rPr>
                 <m:t>red</m:t>
               </m:r>
@@ -7878,8 +7966,8 @@
               <m:r>
                 <m:rPr>
                   <m:nor/>
+                  <m:scr m:val="sans-serif"/>
                   <m:sty m:val="p"/>
-                  <m:scr m:val="sans-serif"/>
                 </m:rPr>
                 <m:t>red</m:t>
               </m:r>
@@ -7892,8 +7980,8 @@
               <m:r>
                 <m:rPr>
                   <m:nor/>
+                  <m:scr m:val="sans-serif"/>
                   <m:sty m:val="p"/>
-                  <m:scr m:val="sans-serif"/>
                 </m:rPr>
                 <m:t>blue</m:t>
               </m:r>
@@ -7906,8 +7994,8 @@
               <m:r>
                 <m:rPr>
                   <m:nor/>
+                  <m:scr m:val="sans-serif"/>
                   <m:sty m:val="p"/>
-                  <m:scr m:val="sans-serif"/>
                 </m:rPr>
                 <m:t>blue</m:t>
               </m:r>
@@ -7920,8 +8008,8 @@
               <m:r>
                 <m:rPr>
                   <m:nor/>
+                  <m:scr m:val="sans-serif"/>
                   <m:sty m:val="p"/>
-                  <m:scr m:val="sans-serif"/>
                 </m:rPr>
                 <m:t>blue</m:t>
               </m:r>
@@ -7954,8 +8042,8 @@
               <m:r>
                 <m:rPr>
                   <m:nor/>
+                  <m:scr m:val="sans-serif"/>
                   <m:sty m:val="p"/>
-                  <m:scr m:val="sans-serif"/>
                 </m:rPr>
                 <m:t>red</m:t>
               </m:r>
@@ -7968,8 +8056,8 @@
               <m:r>
                 <m:rPr>
                   <m:nor/>
+                  <m:scr m:val="sans-serif"/>
                   <m:sty m:val="p"/>
-                  <m:scr m:val="sans-serif"/>
                 </m:rPr>
                 <m:t>blue</m:t>
               </m:r>
@@ -7982,8 +8070,8 @@
               <m:r>
                 <m:rPr>
                   <m:nor/>
+                  <m:scr m:val="sans-serif"/>
                   <m:sty m:val="p"/>
-                  <m:scr m:val="sans-serif"/>
                 </m:rPr>
                 <m:t>blue</m:t>
               </m:r>
@@ -7996,8 +8084,8 @@
               <m:r>
                 <m:rPr>
                   <m:nor/>
+                  <m:scr m:val="sans-serif"/>
                   <m:sty m:val="p"/>
-                  <m:scr m:val="sans-serif"/>
                 </m:rPr>
                 <m:t>blue</m:t>
               </m:r>
@@ -8021,18 +8109,18 @@
                 <wp:inline>
                   <wp:extent cx="2507719" cy="1841032"/>
                   <wp:effectExtent b="0" l="0" r="0" t="0"/>
-                  <wp:docPr descr="Tree diagram for two dips in the marble bag in Example 9." title="" id="94" name="Picture"/>
+                  <wp:docPr descr="Tree diagram for two dips in the marble bag in Example 9." title="" id="83" name="Picture"/>
                   <a:graphic>
                     <a:graphicData uri="http://schemas.openxmlformats.org/drawingml/2006/picture">
                       <pic:pic>
                         <pic:nvPicPr>
-                          <pic:cNvPr descr="./FiguresPNG/introtoprobability-fig7-7.png" id="95" name="Picture"/>
+                          <pic:cNvPr descr="./FiguresPNG/introtoprobability-fig7-7.png" id="84" name="Picture"/>
                           <pic:cNvPicPr>
                             <a:picLocks noChangeArrowheads="1" noChangeAspect="1"/>
                           </pic:cNvPicPr>
                         </pic:nvPicPr>
                         <pic:blipFill>
-                          <a:blip r:embed="rId93"/>
+                          <a:blip r:embed="rId82"/>
                           <a:stretch>
                             <a:fillRect/>
                           </a:stretch>
@@ -8209,18 +8297,18 @@
                 <wp:inline>
                   <wp:extent cx="152400" cy="152400"/>
                   <wp:effectExtent b="0" l="0" r="0" t="0"/>
-                  <wp:docPr descr="" title="" id="96" name="Picture"/>
+                  <wp:docPr descr="" title="" id="85" name="Picture"/>
                   <a:graphic>
                     <a:graphicData uri="http://schemas.openxmlformats.org/drawingml/2006/picture">
                       <pic:pic>
                         <pic:nvPicPr>
-                          <pic:cNvPr descr="/Applications/quarto/share/formats/docx/note.png" id="97" name="Picture"/>
+                          <pic:cNvPr descr="/Applications/quarto/share/formats/docx/note.png" id="86" name="Picture"/>
                           <pic:cNvPicPr>
                             <a:picLocks noChangeArrowheads="1" noChangeAspect="1"/>
                           </pic:cNvPicPr>
                         </pic:nvPicPr>
                         <pic:blipFill>
-                          <a:blip r:embed="rId21"/>
+                          <a:blip r:embed="rId10"/>
                           <a:stretch>
                             <a:fillRect/>
                           </a:stretch>
@@ -8461,29 +8549,31 @@
               <m:oMath>
                 <m:r>
                   <m:rPr>
-                    <m:sty m:val="p"/>
                     <m:scr m:val="double-struck"/>
+                    <m:sty m:val="p"/>
                   </m:rPr>
                   <m:t>P</m:t>
                 </m:r>
-                <m:d>
-                  <m:dPr>
-                    <m:begChr m:val="("/>
-                    <m:sepChr m:val=""/>
-                    <m:endChr m:val=")"/>
-                    <m:grow/>
-                  </m:dPr>
-                  <m:e>
-                    <m:r>
-                      <m:rPr>
-                        <m:nor/>
-                        <m:sty m:val="p"/>
-                        <m:scr m:val="sans-serif"/>
-                      </m:rPr>
-                      <m:t>red then red</m:t>
-                    </m:r>
-                  </m:e>
-                </m:d>
+                <m:r>
+                  <m:rPr>
+                    <m:sty m:val="p"/>
+                  </m:rPr>
+                  <m:t>(</m:t>
+                </m:r>
+                <m:r>
+                  <m:rPr>
+                    <m:nor/>
+                    <m:scr m:val="sans-serif"/>
+                    <m:sty m:val="p"/>
+                  </m:rPr>
+                  <m:t>red then red</m:t>
+                </m:r>
+                <m:r>
+                  <m:rPr>
+                    <m:sty m:val="p"/>
+                  </m:rPr>
+                  <m:t>)</m:t>
+                </m:r>
                 <m:r>
                   <m:rPr>
                     <m:sty m:val="p"/>
@@ -8649,29 +8739,31 @@
               <m:oMath>
                 <m:r>
                   <m:rPr>
-                    <m:sty m:val="p"/>
                     <m:scr m:val="double-struck"/>
+                    <m:sty m:val="p"/>
                   </m:rPr>
                   <m:t>P</m:t>
                 </m:r>
-                <m:d>
-                  <m:dPr>
-                    <m:begChr m:val="("/>
-                    <m:sepChr m:val=""/>
-                    <m:endChr m:val=")"/>
-                    <m:grow/>
-                  </m:dPr>
-                  <m:e>
-                    <m:r>
-                      <m:rPr>
-                        <m:nor/>
-                        <m:sty m:val="p"/>
-                        <m:scr m:val="sans-serif"/>
-                      </m:rPr>
-                      <m:t>red then blue</m:t>
-                    </m:r>
-                  </m:e>
-                </m:d>
+                <m:r>
+                  <m:rPr>
+                    <m:sty m:val="p"/>
+                  </m:rPr>
+                  <m:t>(</m:t>
+                </m:r>
+                <m:r>
+                  <m:rPr>
+                    <m:nor/>
+                    <m:scr m:val="sans-serif"/>
+                    <m:sty m:val="p"/>
+                  </m:rPr>
+                  <m:t>red then blue</m:t>
+                </m:r>
+                <m:r>
+                  <m:rPr>
+                    <m:sty m:val="p"/>
+                  </m:rPr>
+                  <m:t>)</m:t>
+                </m:r>
                 <m:r>
                   <m:rPr>
                     <m:sty m:val="p"/>
@@ -8837,29 +8929,31 @@
               <m:oMath>
                 <m:r>
                   <m:rPr>
-                    <m:sty m:val="p"/>
                     <m:scr m:val="double-struck"/>
+                    <m:sty m:val="p"/>
                   </m:rPr>
                   <m:t>P</m:t>
                 </m:r>
-                <m:d>
-                  <m:dPr>
-                    <m:begChr m:val="("/>
-                    <m:sepChr m:val=""/>
-                    <m:endChr m:val=")"/>
-                    <m:grow/>
-                  </m:dPr>
-                  <m:e>
-                    <m:r>
-                      <m:rPr>
-                        <m:nor/>
-                        <m:sty m:val="p"/>
-                        <m:scr m:val="sans-serif"/>
-                      </m:rPr>
-                      <m:t>blue then red</m:t>
-                    </m:r>
-                  </m:e>
-                </m:d>
+                <m:r>
+                  <m:rPr>
+                    <m:sty m:val="p"/>
+                  </m:rPr>
+                  <m:t>(</m:t>
+                </m:r>
+                <m:r>
+                  <m:rPr>
+                    <m:nor/>
+                    <m:scr m:val="sans-serif"/>
+                    <m:sty m:val="p"/>
+                  </m:rPr>
+                  <m:t>blue then red</m:t>
+                </m:r>
+                <m:r>
+                  <m:rPr>
+                    <m:sty m:val="p"/>
+                  </m:rPr>
+                  <m:t>)</m:t>
+                </m:r>
                 <m:r>
                   <m:rPr>
                     <m:sty m:val="p"/>
@@ -9025,29 +9119,31 @@
               <m:oMath>
                 <m:r>
                   <m:rPr>
-                    <m:sty m:val="p"/>
                     <m:scr m:val="double-struck"/>
+                    <m:sty m:val="p"/>
                   </m:rPr>
                   <m:t>P</m:t>
                 </m:r>
-                <m:d>
-                  <m:dPr>
-                    <m:begChr m:val="("/>
-                    <m:sepChr m:val=""/>
-                    <m:endChr m:val=")"/>
-                    <m:grow/>
-                  </m:dPr>
-                  <m:e>
-                    <m:r>
-                      <m:rPr>
-                        <m:nor/>
-                        <m:sty m:val="p"/>
-                        <m:scr m:val="sans-serif"/>
-                      </m:rPr>
-                      <m:t>blue then blue</m:t>
-                    </m:r>
-                  </m:e>
-                </m:d>
+                <m:r>
+                  <m:rPr>
+                    <m:sty m:val="p"/>
+                  </m:rPr>
+                  <m:t>(</m:t>
+                </m:r>
+                <m:r>
+                  <m:rPr>
+                    <m:nor/>
+                    <m:scr m:val="sans-serif"/>
+                    <m:sty m:val="p"/>
+                  </m:rPr>
+                  <m:t>blue then blue</m:t>
+                </m:r>
+                <m:r>
+                  <m:rPr>
+                    <m:sty m:val="p"/>
+                  </m:rPr>
+                  <m:t>)</m:t>
+                </m:r>
                 <m:r>
                   <m:rPr>
                     <m:sty m:val="p"/>
@@ -9257,18 +9353,18 @@
                 <wp:inline>
                   <wp:extent cx="152400" cy="152400"/>
                   <wp:effectExtent b="0" l="0" r="0" t="0"/>
-                  <wp:docPr descr="" title="" id="98" name="Picture"/>
+                  <wp:docPr descr="" title="" id="87" name="Picture"/>
                   <a:graphic>
                     <a:graphicData uri="http://schemas.openxmlformats.org/drawingml/2006/picture">
                       <pic:pic>
                         <pic:nvPicPr>
-                          <pic:cNvPr descr="/Applications/quarto/share/formats/docx/tip.png" id="99" name="Picture"/>
+                          <pic:cNvPr descr="/Applications/quarto/share/formats/docx/tip.png" id="88" name="Picture"/>
                           <pic:cNvPicPr>
                             <a:picLocks noChangeArrowheads="1" noChangeAspect="1"/>
                           </pic:cNvPicPr>
                         </pic:nvPicPr>
                         <pic:blipFill>
-                          <a:blip r:embed="rId24"/>
+                          <a:blip r:embed="rId13"/>
                           <a:stretch>
                             <a:fillRect/>
                           </a:stretch>
@@ -9343,7 +9439,7 @@
             <w:r>
               <w:t xml:space="preserve"> </w:t>
             </w:r>
-            <w:hyperlink r:id="rId100">
+            <w:hyperlink r:id="rId89">
               <w:r>
                 <w:rPr>
                   <w:rStyle w:val="Hyperlink"/>
@@ -9359,8 +9455,8 @@
         </w:tc>
       </w:tr>
     </w:tbl>
-    <w:bookmarkEnd w:id="101"/>
-    <w:bookmarkStart w:id="102" w:name="quick-check-problems"/>
+    <w:bookmarkEnd w:id="90"/>
+    <w:bookmarkStart w:id="91" w:name="quick-check-problems"/>
     <w:p>
       <w:pPr>
         <w:pStyle w:val="Heading1"/>
@@ -9407,29 +9503,31 @@
       <m:oMath>
         <m:r>
           <m:rPr>
+            <m:scr m:val="double-struck"/>
             <m:sty m:val="p"/>
-            <m:scr m:val="double-struck"/>
           </m:rPr>
           <m:t>P</m:t>
         </m:r>
-        <m:d>
-          <m:dPr>
-            <m:begChr m:val="("/>
-            <m:sepChr m:val=""/>
-            <m:endChr m:val=")"/>
-            <m:grow/>
-          </m:dPr>
-          <m:e>
-            <m:r>
-              <m:rPr>
-                <m:nor/>
-                <m:sty m:val="p"/>
-                <m:scr m:val="sans-serif"/>
-              </m:rPr>
-              <m:t>heads</m:t>
-            </m:r>
-          </m:e>
-        </m:d>
+        <m:r>
+          <m:rPr>
+            <m:sty m:val="p"/>
+          </m:rPr>
+          <m:t>(</m:t>
+        </m:r>
+        <m:r>
+          <m:rPr>
+            <m:nor/>
+            <m:scr m:val="sans-serif"/>
+            <m:sty m:val="p"/>
+          </m:rPr>
+          <m:t>heads</m:t>
+        </m:r>
+        <m:r>
+          <m:rPr>
+            <m:sty m:val="p"/>
+          </m:rPr>
+          <m:t>)</m:t>
+        </m:r>
       </m:oMath>
       <w:r>
         <w:t xml:space="preserve"> </w:t>
@@ -9505,8 +9603,8 @@
         <w:t xml:space="preserve">Tree diagrams can be used to represent both dependent and independent events.</w:t>
       </w:r>
     </w:p>
-    <w:bookmarkEnd w:id="102"/>
-    <w:bookmarkStart w:id="106" w:name="further-reading"/>
+    <w:bookmarkEnd w:id="91"/>
+    <w:bookmarkStart w:id="95" w:name="further-reading"/>
     <w:p>
       <w:pPr>
         <w:pStyle w:val="Heading1"/>
@@ -9519,7 +9617,7 @@
       <w:pPr>
         <w:pStyle w:val="FirstParagraph"/>
       </w:pPr>
-      <w:hyperlink r:id="rId103">
+      <w:hyperlink r:id="rId92">
         <w:r>
           <w:rPr>
             <w:rStyle w:val="Hyperlink"/>
@@ -9538,7 +9636,7 @@
       <w:r>
         <w:t xml:space="preserve"> </w:t>
       </w:r>
-      <w:hyperlink r:id="rId59">
+      <w:hyperlink r:id="rId48">
         <w:r>
           <w:rPr>
             <w:rStyle w:val="Hyperlink"/>
@@ -9560,7 +9658,7 @@
       <w:r>
         <w:t xml:space="preserve"> </w:t>
       </w:r>
-      <w:hyperlink r:id="rId100">
+      <w:hyperlink r:id="rId89">
         <w:r>
           <w:rPr>
             <w:rStyle w:val="Hyperlink"/>
@@ -9572,7 +9670,7 @@
         <w:t xml:space="preserve">.</w:t>
       </w:r>
     </w:p>
-    <w:bookmarkStart w:id="105" w:name="version-history"/>
+    <w:bookmarkStart w:id="94" w:name="version-history"/>
     <w:p>
       <w:pPr>
         <w:pStyle w:val="Heading2"/>
@@ -9593,7 +9691,7 @@
       <w:pPr>
         <w:pStyle w:val="BodyText"/>
       </w:pPr>
-      <w:hyperlink r:id="rId104">
+      <w:hyperlink r:id="rId93">
         <w:r>
           <w:rPr>
             <w:rStyle w:val="Hyperlink"/>
@@ -9602,8 +9700,8 @@
         </w:r>
       </w:hyperlink>
     </w:p>
-    <w:bookmarkEnd w:id="105"/>
-    <w:bookmarkEnd w:id="106"/>
+    <w:bookmarkEnd w:id="94"/>
+    <w:bookmarkEnd w:id="95"/>
     <w:sectPr>
       <w:pgSz w:h="15840" w:w="12240"/>
       <w:pgMar w:bottom="1440" w:footer="720" w:gutter="0" w:header="720" w:left="1440" w:right="1440" w:top="1440"/>
